--- a/passport.docx
+++ b/passport.docx
@@ -84,7 +84,6 @@
                 <w:lang w:val="en-US"/>
               </w:rPr>
             </w:pPr>
-            <w:proofErr w:type="spellStart"/>
             <w:r>
               <w:rPr>
                 <w:rFonts w:ascii="Times New Roman" w:eastAsia="Times New Roman" w:hAnsi="Times New Roman" w:cs="Times New Roman"/>
@@ -94,7 +93,6 @@
               </w:rPr>
               <w:t>Olimpium</w:t>
             </w:r>
-            <w:proofErr w:type="spellEnd"/>
           </w:p>
         </w:tc>
       </w:tr>
@@ -139,7 +137,6 @@
                 <w:lang w:val="en-US"/>
               </w:rPr>
             </w:pPr>
-            <w:proofErr w:type="spellStart"/>
             <w:r>
               <w:rPr>
                 <w:rFonts w:ascii="Times New Roman" w:eastAsia="Times New Roman" w:hAnsi="Times New Roman" w:cs="Times New Roman"/>
@@ -149,7 +146,6 @@
               </w:rPr>
               <w:t>Congame</w:t>
             </w:r>
-            <w:proofErr w:type="spellEnd"/>
           </w:p>
         </w:tc>
       </w:tr>
@@ -328,7 +324,6 @@
               </w:rPr>
               <w:t xml:space="preserve">Обучение использования </w:t>
             </w:r>
-            <w:proofErr w:type="spellStart"/>
             <w:r>
               <w:rPr>
                 <w:rFonts w:ascii="Times New Roman" w:eastAsia="Times New Roman" w:hAnsi="Times New Roman" w:cs="Times New Roman"/>
@@ -338,7 +333,6 @@
               </w:rPr>
               <w:t>github</w:t>
             </w:r>
-            <w:proofErr w:type="spellEnd"/>
             <w:r>
               <w:rPr>
                 <w:rFonts w:ascii="Times New Roman" w:eastAsia="Times New Roman" w:hAnsi="Times New Roman" w:cs="Times New Roman"/>
@@ -437,7 +431,6 @@
               </w:rPr>
               <w:t xml:space="preserve">Обучение использования </w:t>
             </w:r>
-            <w:proofErr w:type="spellStart"/>
             <w:r>
               <w:rPr>
                 <w:rFonts w:ascii="Times New Roman" w:eastAsia="Times New Roman" w:hAnsi="Times New Roman" w:cs="Times New Roman"/>
@@ -447,7 +440,6 @@
               </w:rPr>
               <w:t>github</w:t>
             </w:r>
-            <w:proofErr w:type="spellEnd"/>
             <w:r>
               <w:rPr>
                 <w:rFonts w:ascii="Times New Roman" w:eastAsia="Times New Roman" w:hAnsi="Times New Roman" w:cs="Times New Roman"/>
@@ -538,41 +530,14 @@
                 <w:szCs w:val="24"/>
               </w:rPr>
             </w:pPr>
-            <w:proofErr w:type="gramStart"/>
             <w:r>
               <w:rPr>
                 <w:rFonts w:ascii="Times New Roman" w:eastAsia="Times New Roman" w:hAnsi="Times New Roman" w:cs="Times New Roman"/>
                 <w:sz w:val="24"/>
                 <w:szCs w:val="24"/>
               </w:rPr>
-              <w:t xml:space="preserve">Научиться </w:t>
+              <w:t xml:space="preserve">Научиться  использовать </w:t>
             </w:r>
-            <w:r>
-              <w:rPr>
-                <w:rFonts w:ascii="Times New Roman" w:eastAsia="Times New Roman" w:hAnsi="Times New Roman" w:cs="Times New Roman"/>
-                <w:sz w:val="24"/>
-                <w:szCs w:val="24"/>
-              </w:rPr>
-              <w:t xml:space="preserve"> использова</w:t>
-            </w:r>
-            <w:r>
-              <w:rPr>
-                <w:rFonts w:ascii="Times New Roman" w:eastAsia="Times New Roman" w:hAnsi="Times New Roman" w:cs="Times New Roman"/>
-                <w:sz w:val="24"/>
-                <w:szCs w:val="24"/>
-              </w:rPr>
-              <w:t>ть</w:t>
-            </w:r>
-            <w:proofErr w:type="gramEnd"/>
-            <w:r>
-              <w:rPr>
-                <w:rFonts w:ascii="Times New Roman" w:eastAsia="Times New Roman" w:hAnsi="Times New Roman" w:cs="Times New Roman"/>
-                <w:sz w:val="24"/>
-                <w:szCs w:val="24"/>
-              </w:rPr>
-              <w:t xml:space="preserve"> </w:t>
-            </w:r>
-            <w:proofErr w:type="spellStart"/>
             <w:r>
               <w:rPr>
                 <w:rFonts w:ascii="Times New Roman" w:eastAsia="Times New Roman" w:hAnsi="Times New Roman" w:cs="Times New Roman"/>
@@ -582,7 +547,6 @@
               </w:rPr>
               <w:t>github</w:t>
             </w:r>
-            <w:proofErr w:type="spellEnd"/>
             <w:r>
               <w:rPr>
                 <w:rFonts w:ascii="Times New Roman" w:eastAsia="Times New Roman" w:hAnsi="Times New Roman" w:cs="Times New Roman"/>
@@ -851,6 +815,11 @@
           </w:tcPr>
           <w:p>
             <w:pPr>
+              <w:pStyle w:val="af4"/>
+              <w:numPr>
+                <w:ilvl w:val="0"/>
+                <w:numId w:val="50"/>
+              </w:numPr>
               <w:spacing w:line="360" w:lineRule="auto"/>
               <w:rPr>
                 <w:rFonts w:ascii="Times New Roman" w:eastAsia="Times New Roman" w:hAnsi="Times New Roman" w:cs="Times New Roman"/>
@@ -858,6 +827,60 @@
                 <w:szCs w:val="24"/>
               </w:rPr>
             </w:pPr>
+            <w:r>
+              <w:rPr>
+                <w:rFonts w:ascii="Times New Roman" w:eastAsia="Times New Roman" w:hAnsi="Times New Roman" w:cs="Times New Roman"/>
+                <w:sz w:val="24"/>
+                <w:szCs w:val="24"/>
+              </w:rPr>
+              <w:t>Придумать концепцию игры</w:t>
+            </w:r>
+          </w:p>
+          <w:p>
+            <w:pPr>
+              <w:pStyle w:val="af4"/>
+              <w:numPr>
+                <w:ilvl w:val="0"/>
+                <w:numId w:val="50"/>
+              </w:numPr>
+              <w:spacing w:line="360" w:lineRule="auto"/>
+              <w:rPr>
+                <w:rFonts w:ascii="Times New Roman" w:eastAsia="Times New Roman" w:hAnsi="Times New Roman" w:cs="Times New Roman"/>
+                <w:sz w:val="24"/>
+                <w:szCs w:val="24"/>
+              </w:rPr>
+            </w:pPr>
+            <w:r>
+              <w:rPr>
+                <w:rFonts w:ascii="Times New Roman" w:eastAsia="Times New Roman" w:hAnsi="Times New Roman" w:cs="Times New Roman"/>
+                <w:sz w:val="24"/>
+                <w:szCs w:val="24"/>
+              </w:rPr>
+              <w:t>Набросать сырой прототип имеющий базовый функционал</w:t>
+            </w:r>
+          </w:p>
+          <w:p>
+            <w:pPr>
+              <w:pStyle w:val="af4"/>
+              <w:numPr>
+                <w:ilvl w:val="0"/>
+                <w:numId w:val="50"/>
+              </w:numPr>
+              <w:spacing w:line="360" w:lineRule="auto"/>
+              <w:rPr>
+                <w:rFonts w:ascii="Times New Roman" w:eastAsia="Times New Roman" w:hAnsi="Times New Roman" w:cs="Times New Roman"/>
+                <w:sz w:val="24"/>
+                <w:szCs w:val="24"/>
+              </w:rPr>
+            </w:pPr>
+            <w:r>
+              <w:rPr>
+                <w:rFonts w:ascii="Times New Roman" w:eastAsia="Times New Roman" w:hAnsi="Times New Roman" w:cs="Times New Roman"/>
+                <w:sz w:val="24"/>
+                <w:szCs w:val="24"/>
+              </w:rPr>
+              <w:t>Составить документацию проекта</w:t>
+            </w:r>
           </w:p>
         </w:tc>
       </w:tr>
@@ -898,6 +921,14 @@
                 <w:szCs w:val="24"/>
               </w:rPr>
             </w:pPr>
+            <w:r>
+              <w:rPr>
+                <w:rFonts w:ascii="Times New Roman" w:eastAsia="Times New Roman" w:hAnsi="Times New Roman" w:cs="Times New Roman"/>
+                <w:sz w:val="24"/>
+                <w:szCs w:val="24"/>
+              </w:rPr>
+              <w:t>- добавить функционал к сырому прототипу</w:t>
+            </w:r>
           </w:p>
         </w:tc>
       </w:tr>
@@ -938,6 +969,50 @@
                 <w:szCs w:val="24"/>
               </w:rPr>
             </w:pPr>
+            <w:r>
+              <w:rPr>
+                <w:rFonts w:ascii="Times New Roman" w:eastAsia="Times New Roman" w:hAnsi="Times New Roman" w:cs="Times New Roman"/>
+                <w:sz w:val="24"/>
+                <w:szCs w:val="24"/>
+              </w:rPr>
+              <w:t>- оформить окончательнный проект</w:t>
+            </w:r>
+          </w:p>
+          <w:p>
+            <w:pPr>
+              <w:spacing w:line="360" w:lineRule="auto"/>
+              <w:rPr>
+                <w:rFonts w:ascii="Times New Roman" w:eastAsia="Times New Roman" w:hAnsi="Times New Roman" w:cs="Times New Roman"/>
+                <w:sz w:val="24"/>
+                <w:szCs w:val="24"/>
+              </w:rPr>
+            </w:pPr>
+            <w:r>
+              <w:rPr>
+                <w:rFonts w:ascii="Times New Roman" w:eastAsia="Times New Roman" w:hAnsi="Times New Roman" w:cs="Times New Roman"/>
+                <w:sz w:val="24"/>
+                <w:szCs w:val="24"/>
+              </w:rPr>
+              <w:t>- составить презентацию</w:t>
+            </w:r>
+          </w:p>
+          <w:p>
+            <w:pPr>
+              <w:spacing w:line="360" w:lineRule="auto"/>
+              <w:rPr>
+                <w:rFonts w:ascii="Times New Roman" w:eastAsia="Times New Roman" w:hAnsi="Times New Roman" w:cs="Times New Roman"/>
+                <w:sz w:val="24"/>
+                <w:szCs w:val="24"/>
+              </w:rPr>
+            </w:pPr>
+            <w:r>
+              <w:rPr>
+                <w:rFonts w:ascii="Times New Roman" w:eastAsia="Times New Roman" w:hAnsi="Times New Roman" w:cs="Times New Roman"/>
+                <w:sz w:val="24"/>
+                <w:szCs w:val="24"/>
+              </w:rPr>
+              <w:t>- презентовать проект</w:t>
+            </w:r>
           </w:p>
         </w:tc>
       </w:tr>
@@ -961,6 +1036,7 @@
                 <w:sz w:val="24"/>
                 <w:szCs w:val="24"/>
               </w:rPr>
+              <w:lastRenderedPageBreak/>
               <w:t>Формализация алгоритма</w:t>
             </w:r>
           </w:p>
@@ -978,6 +1054,67 @@
                 <w:szCs w:val="24"/>
               </w:rPr>
             </w:pPr>
+            <w:r>
+              <w:rPr>
+                <w:rFonts w:ascii="Times New Roman" w:eastAsia="Times New Roman" w:hAnsi="Times New Roman" w:cs="Times New Roman"/>
+                <w:sz w:val="24"/>
+                <w:szCs w:val="24"/>
+              </w:rPr>
+              <w:drawing>
+                <wp:inline distT="0" distB="0" distL="0" distR="0" wp14:anchorId="3B0333B0" wp14:editId="04E2A7AE">
+                  <wp:extent cx="4501515" cy="3183255"/>
+                  <wp:effectExtent l="0" t="0" r="0" b="0"/>
+                  <wp:docPr id="1" name="Рисунок 5">
+                    <a:extLst xmlns:a="http://schemas.openxmlformats.org/drawingml/2006/main">
+                      <a:ext uri="{FF2B5EF4-FFF2-40B4-BE49-F238E27FC236}">
+                        <a16:creationId xmlns:a16="http://schemas.microsoft.com/office/drawing/2014/main" id="{974AB696-87CB-4AB1-AC09-BE1A4845BBCC}"/>
+                      </a:ext>
+                    </a:extLst>
+                  </wp:docPr>
+                  <wp:cNvGraphicFramePr>
+                    <a:graphicFrameLocks xmlns:a="http://schemas.openxmlformats.org/drawingml/2006/main" noChangeAspect="1"/>
+                  </wp:cNvGraphicFramePr>
+                  <a:graphic xmlns:a="http://schemas.openxmlformats.org/drawingml/2006/main">
+                    <a:graphicData uri="http://schemas.openxmlformats.org/drawingml/2006/picture">
+                      <pic:pic xmlns:pic="http://schemas.openxmlformats.org/drawingml/2006/picture">
+                        <pic:nvPicPr>
+                          <pic:cNvPr id="6" name="Рисунок 5">
+                            <a:extLst>
+                              <a:ext uri="{FF2B5EF4-FFF2-40B4-BE49-F238E27FC236}">
+                                <a16:creationId xmlns:a16="http://schemas.microsoft.com/office/drawing/2014/main" id="{974AB696-87CB-4AB1-AC09-BE1A4845BBCC}"/>
+                              </a:ext>
+                            </a:extLst>
+                          </pic:cNvPr>
+                          <pic:cNvPicPr>
+                            <a:picLocks noChangeAspect="1"/>
+                          </pic:cNvPicPr>
+                        </pic:nvPicPr>
+                        <pic:blipFill rotWithShape="1">
+                          <a:blip r:embed="rId8" cstate="print">
+                            <a:extLst>
+                              <a:ext uri="{28A0092B-C50C-407E-A947-70E740481C1C}">
+                                <a14:useLocalDpi xmlns:a14="http://schemas.microsoft.com/office/drawing/2010/main" val="0"/>
+                              </a:ext>
+                            </a:extLst>
+                          </a:blip>
+                          <a:srcRect l="22773" r="17636" b="25091"/>
+                          <a:stretch/>
+                        </pic:blipFill>
+                        <pic:spPr bwMode="auto">
+                          <a:xfrm>
+                            <a:off x="0" y="0"/>
+                            <a:ext cx="4501515" cy="3183255"/>
+                          </a:xfrm>
+                          <a:prstGeom prst="rect">
+                            <a:avLst/>
+                          </a:prstGeom>
+                        </pic:spPr>
+                      </pic:pic>
+                    </a:graphicData>
+                  </a:graphic>
+                </wp:inline>
+              </w:drawing>
+            </w:r>
           </w:p>
         </w:tc>
       </w:tr>
@@ -1018,6 +1155,498 @@
                 <w:szCs w:val="24"/>
               </w:rPr>
             </w:pPr>
+            <w:r>
+              <w:rPr>
+                <w:rFonts w:ascii="Times New Roman" w:eastAsia="Times New Roman" w:hAnsi="Times New Roman" w:cs="Times New Roman"/>
+                <w:sz w:val="24"/>
+                <w:szCs w:val="24"/>
+              </w:rPr>
+              <w:t>https://github.com/f3f44/ConGame</w:t>
+            </w:r>
+          </w:p>
+        </w:tc>
+      </w:tr>
+      <w:tr>
+        <w:tc>
+          <w:tcPr>
+            <w:tcW w:w="2755" w:type="dxa"/>
+          </w:tcPr>
+          <w:p>
+            <w:pPr>
+              <w:spacing w:line="360" w:lineRule="auto"/>
+              <w:rPr>
+                <w:rFonts w:ascii="Times New Roman" w:eastAsia="Times New Roman" w:hAnsi="Times New Roman" w:cs="Times New Roman"/>
+                <w:sz w:val="24"/>
+                <w:szCs w:val="24"/>
+              </w:rPr>
+            </w:pPr>
+            <w:r>
+              <w:rPr>
+                <w:rFonts w:ascii="Times New Roman" w:eastAsia="Times New Roman" w:hAnsi="Times New Roman" w:cs="Times New Roman"/>
+                <w:sz w:val="24"/>
+                <w:szCs w:val="24"/>
+              </w:rPr>
+              <w:t>Тестовые примеры (различные режимы функционирования программы – копии экрана)</w:t>
+            </w:r>
+          </w:p>
+        </w:tc>
+        <w:tc>
+          <w:tcPr>
+            <w:tcW w:w="7305" w:type="dxa"/>
+          </w:tcPr>
+          <w:p>
+            <w:pPr>
+              <w:spacing w:line="360" w:lineRule="auto"/>
+              <w:rPr>
+                <w:rFonts w:ascii="Times New Roman" w:eastAsia="Times New Roman" w:hAnsi="Times New Roman" w:cs="Times New Roman"/>
+                <w:color w:val="385623" w:themeColor="accent6" w:themeShade="80"/>
+                <w:sz w:val="24"/>
+                <w:szCs w:val="24"/>
+              </w:rPr>
+            </w:pPr>
+            <w:r>
+              <w:rPr>
+                <w:rFonts w:ascii="Times New Roman" w:eastAsia="Times New Roman" w:hAnsi="Times New Roman" w:cs="Times New Roman"/>
+                <w:sz w:val="24"/>
+                <w:szCs w:val="24"/>
+              </w:rPr>
+              <w:t>М</w:t>
+            </w:r>
+            <w:r>
+              <w:rPr>
+                <w:rFonts w:ascii="Times New Roman" w:eastAsia="Times New Roman" w:hAnsi="Times New Roman" w:cs="Times New Roman"/>
+                <w:sz w:val="24"/>
+                <w:szCs w:val="24"/>
+              </w:rPr>
+              <w:t>еню</w:t>
+            </w:r>
+            <w:r>
+              <w:rPr>
+                <w:rFonts w:ascii="Times New Roman" w:eastAsia="Times New Roman" w:hAnsi="Times New Roman" w:cs="Times New Roman"/>
+                <w:sz w:val="24"/>
+                <w:szCs w:val="24"/>
+                <w:lang w:val="en-US"/>
+              </w:rPr>
+              <w:t>:</w:t>
+            </w:r>
+            <w:r>
+              <w:rPr>
+                <w:rFonts w:ascii="Times New Roman" w:eastAsia="Times New Roman" w:hAnsi="Times New Roman" w:cs="Times New Roman"/>
+                <w:sz w:val="24"/>
+                <w:szCs w:val="24"/>
+              </w:rPr>
+              <w:br/>
+            </w:r>
+            <w:r>
+              <w:rPr>
+                <w:rFonts w:ascii="Times New Roman" w:eastAsia="Times New Roman" w:hAnsi="Times New Roman" w:cs="Times New Roman"/>
+                <w:color w:val="385623" w:themeColor="accent6" w:themeShade="80"/>
+                <w:sz w:val="24"/>
+                <w:szCs w:val="24"/>
+                <w:lang w:val="en-US"/>
+              </w:rPr>
+              <w:t>ConGame</w:t>
+            </w:r>
+          </w:p>
+          <w:p>
+            <w:pPr>
+              <w:spacing w:line="360" w:lineRule="auto"/>
+              <w:rPr>
+                <w:rFonts w:ascii="Times New Roman" w:eastAsia="Times New Roman" w:hAnsi="Times New Roman" w:cs="Times New Roman"/>
+                <w:color w:val="385623" w:themeColor="accent6" w:themeShade="80"/>
+                <w:sz w:val="24"/>
+                <w:szCs w:val="24"/>
+              </w:rPr>
+            </w:pPr>
+            <w:r>
+              <w:rPr>
+                <w:rFonts w:ascii="Times New Roman" w:eastAsia="Times New Roman" w:hAnsi="Times New Roman" w:cs="Times New Roman"/>
+                <w:color w:val="385623" w:themeColor="accent6" w:themeShade="80"/>
+                <w:sz w:val="24"/>
+                <w:szCs w:val="24"/>
+              </w:rPr>
+              <w:t>Альфа версия</w:t>
+            </w:r>
+          </w:p>
+          <w:p>
+            <w:pPr>
+              <w:spacing w:line="360" w:lineRule="auto"/>
+              <w:rPr>
+                <w:rFonts w:ascii="Times New Roman" w:eastAsia="Times New Roman" w:hAnsi="Times New Roman" w:cs="Times New Roman"/>
+                <w:color w:val="385623" w:themeColor="accent6" w:themeShade="80"/>
+                <w:sz w:val="24"/>
+                <w:szCs w:val="24"/>
+              </w:rPr>
+            </w:pPr>
+            <w:r>
+              <w:rPr>
+                <w:rFonts w:ascii="Times New Roman" w:eastAsia="Times New Roman" w:hAnsi="Times New Roman" w:cs="Times New Roman"/>
+                <w:color w:val="385623" w:themeColor="accent6" w:themeShade="80"/>
+                <w:sz w:val="24"/>
+                <w:szCs w:val="24"/>
+              </w:rPr>
+              <w:t xml:space="preserve"> Играть&lt;</w:t>
+            </w:r>
+          </w:p>
+          <w:p>
+            <w:pPr>
+              <w:spacing w:line="360" w:lineRule="auto"/>
+              <w:rPr>
+                <w:rFonts w:ascii="Times New Roman" w:eastAsia="Times New Roman" w:hAnsi="Times New Roman" w:cs="Times New Roman"/>
+                <w:color w:val="385623" w:themeColor="accent6" w:themeShade="80"/>
+                <w:sz w:val="24"/>
+                <w:szCs w:val="24"/>
+              </w:rPr>
+            </w:pPr>
+            <w:r>
+              <w:rPr>
+                <w:rFonts w:ascii="Times New Roman" w:eastAsia="Times New Roman" w:hAnsi="Times New Roman" w:cs="Times New Roman"/>
+                <w:color w:val="385623" w:themeColor="accent6" w:themeShade="80"/>
+                <w:sz w:val="24"/>
+                <w:szCs w:val="24"/>
+              </w:rPr>
+              <w:t>Выйти</w:t>
+            </w:r>
+          </w:p>
+          <w:p>
+            <w:pPr>
+              <w:spacing w:line="360" w:lineRule="auto"/>
+              <w:rPr>
+                <w:rFonts w:ascii="Times New Roman" w:eastAsia="Times New Roman" w:hAnsi="Times New Roman" w:cs="Times New Roman"/>
+                <w:color w:val="385623" w:themeColor="accent6" w:themeShade="80"/>
+                <w:sz w:val="24"/>
+                <w:szCs w:val="24"/>
+              </w:rPr>
+            </w:pPr>
+            <w:r>
+              <w:rPr>
+                <w:rFonts w:ascii="Times New Roman" w:eastAsia="Times New Roman" w:hAnsi="Times New Roman" w:cs="Times New Roman"/>
+                <w:sz w:val="24"/>
+                <w:szCs w:val="24"/>
+              </w:rPr>
+              <w:t>Пример уровня:</w:t>
+            </w:r>
+          </w:p>
+          <w:p>
+            <w:pPr>
+              <w:spacing w:line="360" w:lineRule="auto"/>
+              <w:rPr>
+                <w:rFonts w:ascii="Times New Roman" w:eastAsia="Times New Roman" w:hAnsi="Times New Roman" w:cs="Times New Roman"/>
+                <w:color w:val="385623" w:themeColor="accent6" w:themeShade="80"/>
+                <w:sz w:val="24"/>
+                <w:szCs w:val="24"/>
+              </w:rPr>
+            </w:pPr>
+            <w:r>
+              <w:rPr>
+                <w:rFonts w:ascii="Times New Roman" w:eastAsia="Times New Roman" w:hAnsi="Times New Roman" w:cs="Times New Roman"/>
+                <w:color w:val="385623" w:themeColor="accent6" w:themeShade="80"/>
+                <w:sz w:val="24"/>
+                <w:szCs w:val="24"/>
+              </w:rPr>
+              <w:t>i . . . . . . . . . . . . . . .</w:t>
+            </w:r>
+          </w:p>
+          <w:p>
+            <w:pPr>
+              <w:spacing w:line="360" w:lineRule="auto"/>
+              <w:rPr>
+                <w:rFonts w:ascii="Times New Roman" w:eastAsia="Times New Roman" w:hAnsi="Times New Roman" w:cs="Times New Roman"/>
+                <w:color w:val="385623" w:themeColor="accent6" w:themeShade="80"/>
+                <w:sz w:val="24"/>
+                <w:szCs w:val="24"/>
+              </w:rPr>
+            </w:pPr>
+            <w:r>
+              <w:rPr>
+                <w:rFonts w:ascii="Times New Roman" w:eastAsia="Times New Roman" w:hAnsi="Times New Roman" w:cs="Times New Roman"/>
+                <w:color w:val="385623" w:themeColor="accent6" w:themeShade="80"/>
+                <w:sz w:val="24"/>
+                <w:szCs w:val="24"/>
+              </w:rPr>
+              <w:t>. . . . . . . . . . . . . . . .</w:t>
+            </w:r>
+          </w:p>
+          <w:p>
+            <w:pPr>
+              <w:spacing w:line="360" w:lineRule="auto"/>
+              <w:rPr>
+                <w:rFonts w:ascii="Times New Roman" w:eastAsia="Times New Roman" w:hAnsi="Times New Roman" w:cs="Times New Roman"/>
+                <w:color w:val="385623" w:themeColor="accent6" w:themeShade="80"/>
+                <w:sz w:val="24"/>
+                <w:szCs w:val="24"/>
+              </w:rPr>
+            </w:pPr>
+            <w:r>
+              <w:rPr>
+                <w:rFonts w:ascii="Times New Roman" w:eastAsia="Times New Roman" w:hAnsi="Times New Roman" w:cs="Times New Roman"/>
+                <w:color w:val="385623" w:themeColor="accent6" w:themeShade="80"/>
+                <w:sz w:val="24"/>
+                <w:szCs w:val="24"/>
+              </w:rPr>
+              <w:t>. . ■ ■ ■ ■ ■ ● ● ■ ■ ■ ■ ■ . .</w:t>
+            </w:r>
+          </w:p>
+          <w:p>
+            <w:pPr>
+              <w:spacing w:line="360" w:lineRule="auto"/>
+              <w:rPr>
+                <w:rFonts w:ascii="Times New Roman" w:eastAsia="Times New Roman" w:hAnsi="Times New Roman" w:cs="Times New Roman"/>
+                <w:color w:val="385623" w:themeColor="accent6" w:themeShade="80"/>
+                <w:sz w:val="24"/>
+                <w:szCs w:val="24"/>
+              </w:rPr>
+            </w:pPr>
+            <w:r>
+              <w:rPr>
+                <w:rFonts w:ascii="Times New Roman" w:eastAsia="Times New Roman" w:hAnsi="Times New Roman" w:cs="Times New Roman"/>
+                <w:color w:val="385623" w:themeColor="accent6" w:themeShade="80"/>
+                <w:sz w:val="24"/>
+                <w:szCs w:val="24"/>
+              </w:rPr>
+              <w:t>. . ■ . . . . . . . . . . ■ . .</w:t>
+            </w:r>
+          </w:p>
+          <w:p>
+            <w:pPr>
+              <w:spacing w:line="360" w:lineRule="auto"/>
+              <w:rPr>
+                <w:rFonts w:ascii="Times New Roman" w:eastAsia="Times New Roman" w:hAnsi="Times New Roman" w:cs="Times New Roman"/>
+                <w:color w:val="385623" w:themeColor="accent6" w:themeShade="80"/>
+                <w:sz w:val="24"/>
+                <w:szCs w:val="24"/>
+              </w:rPr>
+            </w:pPr>
+            <w:r>
+              <w:rPr>
+                <w:rFonts w:ascii="Times New Roman" w:eastAsia="Times New Roman" w:hAnsi="Times New Roman" w:cs="Times New Roman"/>
+                <w:color w:val="385623" w:themeColor="accent6" w:themeShade="80"/>
+                <w:sz w:val="24"/>
+                <w:szCs w:val="24"/>
+              </w:rPr>
+              <w:t>. . ■ . . . . . . . . . . ■ . .</w:t>
+            </w:r>
+          </w:p>
+          <w:p>
+            <w:pPr>
+              <w:spacing w:line="360" w:lineRule="auto"/>
+              <w:rPr>
+                <w:rFonts w:ascii="Times New Roman" w:eastAsia="Times New Roman" w:hAnsi="Times New Roman" w:cs="Times New Roman"/>
+                <w:color w:val="385623" w:themeColor="accent6" w:themeShade="80"/>
+                <w:sz w:val="24"/>
+                <w:szCs w:val="24"/>
+              </w:rPr>
+            </w:pPr>
+            <w:r>
+              <w:rPr>
+                <w:rFonts w:ascii="Times New Roman" w:eastAsia="Times New Roman" w:hAnsi="Times New Roman" w:cs="Times New Roman"/>
+                <w:color w:val="385623" w:themeColor="accent6" w:themeShade="80"/>
+                <w:sz w:val="24"/>
+                <w:szCs w:val="24"/>
+              </w:rPr>
+              <w:t>. . ■ . . . . . . . . . . ■ . .</w:t>
+            </w:r>
+          </w:p>
+          <w:p>
+            <w:pPr>
+              <w:spacing w:line="360" w:lineRule="auto"/>
+              <w:rPr>
+                <w:rFonts w:ascii="Times New Roman" w:eastAsia="Times New Roman" w:hAnsi="Times New Roman" w:cs="Times New Roman"/>
+                <w:color w:val="385623" w:themeColor="accent6" w:themeShade="80"/>
+                <w:sz w:val="24"/>
+                <w:szCs w:val="24"/>
+              </w:rPr>
+            </w:pPr>
+            <w:r>
+              <w:rPr>
+                <w:rFonts w:ascii="Times New Roman" w:eastAsia="Times New Roman" w:hAnsi="Times New Roman" w:cs="Times New Roman"/>
+                <w:color w:val="385623" w:themeColor="accent6" w:themeShade="80"/>
+                <w:sz w:val="24"/>
+                <w:szCs w:val="24"/>
+              </w:rPr>
+              <w:t>. . ■ . . . . . . . . . . ■ . .</w:t>
+            </w:r>
+          </w:p>
+          <w:p>
+            <w:pPr>
+              <w:spacing w:line="360" w:lineRule="auto"/>
+              <w:rPr>
+                <w:rFonts w:ascii="Times New Roman" w:eastAsia="Times New Roman" w:hAnsi="Times New Roman" w:cs="Times New Roman"/>
+                <w:color w:val="385623" w:themeColor="accent6" w:themeShade="80"/>
+                <w:sz w:val="24"/>
+                <w:szCs w:val="24"/>
+              </w:rPr>
+            </w:pPr>
+            <w:r>
+              <w:rPr>
+                <w:rFonts w:ascii="Times New Roman" w:eastAsia="Times New Roman" w:hAnsi="Times New Roman" w:cs="Times New Roman"/>
+                <w:color w:val="385623" w:themeColor="accent6" w:themeShade="80"/>
+                <w:sz w:val="24"/>
+                <w:szCs w:val="24"/>
+              </w:rPr>
+              <w:t>. . ■ . . . . . . . . . . ■ . .</w:t>
+            </w:r>
+          </w:p>
+          <w:p>
+            <w:pPr>
+              <w:spacing w:line="360" w:lineRule="auto"/>
+              <w:rPr>
+                <w:rFonts w:ascii="Times New Roman" w:eastAsia="Times New Roman" w:hAnsi="Times New Roman" w:cs="Times New Roman"/>
+                <w:color w:val="385623" w:themeColor="accent6" w:themeShade="80"/>
+                <w:sz w:val="24"/>
+                <w:szCs w:val="24"/>
+              </w:rPr>
+            </w:pPr>
+            <w:r>
+              <w:rPr>
+                <w:rFonts w:ascii="Times New Roman" w:eastAsia="Times New Roman" w:hAnsi="Times New Roman" w:cs="Times New Roman"/>
+                <w:color w:val="385623" w:themeColor="accent6" w:themeShade="80"/>
+                <w:sz w:val="24"/>
+                <w:szCs w:val="24"/>
+              </w:rPr>
+              <w:lastRenderedPageBreak/>
+              <w:t>. . ■ . . . . . . . . . . ■ . .</w:t>
+            </w:r>
+          </w:p>
+          <w:p>
+            <w:pPr>
+              <w:spacing w:line="360" w:lineRule="auto"/>
+              <w:rPr>
+                <w:rFonts w:ascii="Times New Roman" w:eastAsia="Times New Roman" w:hAnsi="Times New Roman" w:cs="Times New Roman"/>
+                <w:color w:val="385623" w:themeColor="accent6" w:themeShade="80"/>
+                <w:sz w:val="24"/>
+                <w:szCs w:val="24"/>
+              </w:rPr>
+            </w:pPr>
+            <w:r>
+              <w:rPr>
+                <w:rFonts w:ascii="Times New Roman" w:eastAsia="Times New Roman" w:hAnsi="Times New Roman" w:cs="Times New Roman"/>
+                <w:color w:val="385623" w:themeColor="accent6" w:themeShade="80"/>
+                <w:sz w:val="24"/>
+                <w:szCs w:val="24"/>
+              </w:rPr>
+              <w:t>. . ■ . . . ● . . . . . . ■ . .</w:t>
+            </w:r>
+          </w:p>
+          <w:p>
+            <w:pPr>
+              <w:spacing w:line="360" w:lineRule="auto"/>
+              <w:rPr>
+                <w:rFonts w:ascii="Times New Roman" w:eastAsia="Times New Roman" w:hAnsi="Times New Roman" w:cs="Times New Roman"/>
+                <w:color w:val="385623" w:themeColor="accent6" w:themeShade="80"/>
+                <w:sz w:val="24"/>
+                <w:szCs w:val="24"/>
+              </w:rPr>
+            </w:pPr>
+            <w:r>
+              <w:rPr>
+                <w:rFonts w:ascii="Times New Roman" w:eastAsia="Times New Roman" w:hAnsi="Times New Roman" w:cs="Times New Roman"/>
+                <w:color w:val="385623" w:themeColor="accent6" w:themeShade="80"/>
+                <w:sz w:val="24"/>
+                <w:szCs w:val="24"/>
+              </w:rPr>
+              <w:t>. . ■ . . . . . . . . . . ■ . .</w:t>
+            </w:r>
+          </w:p>
+          <w:p>
+            <w:pPr>
+              <w:spacing w:line="360" w:lineRule="auto"/>
+              <w:rPr>
+                <w:rFonts w:ascii="Times New Roman" w:eastAsia="Times New Roman" w:hAnsi="Times New Roman" w:cs="Times New Roman"/>
+                <w:color w:val="385623" w:themeColor="accent6" w:themeShade="80"/>
+                <w:sz w:val="24"/>
+                <w:szCs w:val="24"/>
+              </w:rPr>
+            </w:pPr>
+            <w:r>
+              <w:rPr>
+                <w:rFonts w:ascii="Times New Roman" w:eastAsia="Times New Roman" w:hAnsi="Times New Roman" w:cs="Times New Roman"/>
+                <w:color w:val="385623" w:themeColor="accent6" w:themeShade="80"/>
+                <w:sz w:val="24"/>
+                <w:szCs w:val="24"/>
+              </w:rPr>
+              <w:t>. . ■ . □ . . . . . . . . ■ . .</w:t>
+            </w:r>
+          </w:p>
+          <w:p>
+            <w:pPr>
+              <w:spacing w:line="360" w:lineRule="auto"/>
+              <w:rPr>
+                <w:rFonts w:ascii="Times New Roman" w:eastAsia="Times New Roman" w:hAnsi="Times New Roman" w:cs="Times New Roman"/>
+                <w:color w:val="385623" w:themeColor="accent6" w:themeShade="80"/>
+                <w:sz w:val="24"/>
+                <w:szCs w:val="24"/>
+              </w:rPr>
+            </w:pPr>
+            <w:r>
+              <w:rPr>
+                <w:rFonts w:ascii="Times New Roman" w:eastAsia="Times New Roman" w:hAnsi="Times New Roman" w:cs="Times New Roman"/>
+                <w:color w:val="385623" w:themeColor="accent6" w:themeShade="80"/>
+                <w:sz w:val="24"/>
+                <w:szCs w:val="24"/>
+              </w:rPr>
+              <w:t>. . ■ . . . . . . . . . ! ■ . .</w:t>
+            </w:r>
+          </w:p>
+          <w:p>
+            <w:pPr>
+              <w:spacing w:line="360" w:lineRule="auto"/>
+              <w:rPr>
+                <w:rFonts w:ascii="Times New Roman" w:eastAsia="Times New Roman" w:hAnsi="Times New Roman" w:cs="Times New Roman"/>
+                <w:color w:val="385623" w:themeColor="accent6" w:themeShade="80"/>
+                <w:sz w:val="24"/>
+                <w:szCs w:val="24"/>
+              </w:rPr>
+            </w:pPr>
+            <w:r>
+              <w:rPr>
+                <w:rFonts w:ascii="Times New Roman" w:eastAsia="Times New Roman" w:hAnsi="Times New Roman" w:cs="Times New Roman"/>
+                <w:color w:val="385623" w:themeColor="accent6" w:themeShade="80"/>
+                <w:sz w:val="24"/>
+                <w:szCs w:val="24"/>
+              </w:rPr>
+              <w:t>. . ■ ■ ■ ■ ■ ■ ■ ■ ■ ■ ■ ■ . .</w:t>
+            </w:r>
+          </w:p>
+          <w:p>
+            <w:pPr>
+              <w:spacing w:line="360" w:lineRule="auto"/>
+              <w:rPr>
+                <w:rFonts w:ascii="Times New Roman" w:eastAsia="Times New Roman" w:hAnsi="Times New Roman" w:cs="Times New Roman"/>
+                <w:color w:val="385623" w:themeColor="accent6" w:themeShade="80"/>
+                <w:sz w:val="24"/>
+                <w:szCs w:val="24"/>
+              </w:rPr>
+            </w:pPr>
+            <w:r>
+              <w:rPr>
+                <w:rFonts w:ascii="Times New Roman" w:eastAsia="Times New Roman" w:hAnsi="Times New Roman" w:cs="Times New Roman"/>
+                <w:color w:val="385623" w:themeColor="accent6" w:themeShade="80"/>
+                <w:sz w:val="24"/>
+                <w:szCs w:val="24"/>
+              </w:rPr>
+              <w:t>. . . . . . . . . . . . . . . .</w:t>
+            </w:r>
+          </w:p>
+          <w:p>
+            <w:pPr>
+              <w:spacing w:line="360" w:lineRule="auto"/>
+              <w:rPr>
+                <w:rFonts w:ascii="Times New Roman" w:eastAsia="Times New Roman" w:hAnsi="Times New Roman" w:cs="Times New Roman"/>
+                <w:sz w:val="24"/>
+                <w:szCs w:val="24"/>
+                <w:lang w:val="en-US"/>
+              </w:rPr>
+            </w:pPr>
+            <w:r>
+              <w:rPr>
+                <w:rFonts w:ascii="Times New Roman" w:eastAsia="Times New Roman" w:hAnsi="Times New Roman" w:cs="Times New Roman"/>
+                <w:color w:val="385623" w:themeColor="accent6" w:themeShade="80"/>
+                <w:sz w:val="24"/>
+                <w:szCs w:val="24"/>
+              </w:rPr>
+              <w:t>. . . . . . . . . . . . . . . .</w:t>
+            </w:r>
           </w:p>
         </w:tc>
       </w:tr>
@@ -1042,46 +1671,6 @@
                 <w:szCs w:val="24"/>
               </w:rPr>
               <w:lastRenderedPageBreak/>
-              <w:t>Тестовые примеры (различные режимы функционирования программы – копии экрана)</w:t>
-            </w:r>
-          </w:p>
-        </w:tc>
-        <w:tc>
-          <w:tcPr>
-            <w:tcW w:w="7305" w:type="dxa"/>
-          </w:tcPr>
-          <w:p>
-            <w:pPr>
-              <w:spacing w:line="360" w:lineRule="auto"/>
-              <w:rPr>
-                <w:rFonts w:ascii="Times New Roman" w:eastAsia="Times New Roman" w:hAnsi="Times New Roman" w:cs="Times New Roman"/>
-                <w:sz w:val="24"/>
-                <w:szCs w:val="24"/>
-              </w:rPr>
-            </w:pPr>
-          </w:p>
-        </w:tc>
-      </w:tr>
-      <w:tr>
-        <w:tc>
-          <w:tcPr>
-            <w:tcW w:w="2755" w:type="dxa"/>
-          </w:tcPr>
-          <w:p>
-            <w:pPr>
-              <w:spacing w:line="360" w:lineRule="auto"/>
-              <w:rPr>
-                <w:rFonts w:ascii="Times New Roman" w:eastAsia="Times New Roman" w:hAnsi="Times New Roman" w:cs="Times New Roman"/>
-                <w:sz w:val="24"/>
-                <w:szCs w:val="24"/>
-              </w:rPr>
-            </w:pPr>
-            <w:r>
-              <w:rPr>
-                <w:rFonts w:ascii="Times New Roman" w:eastAsia="Times New Roman" w:hAnsi="Times New Roman" w:cs="Times New Roman"/>
-                <w:sz w:val="24"/>
-                <w:szCs w:val="24"/>
-              </w:rPr>
               <w:t>Результат проекта, продукт</w:t>
             </w:r>
           </w:p>
@@ -1097,18 +1686,36 @@
                 <w:rFonts w:ascii="Times New Roman" w:eastAsia="Times New Roman" w:hAnsi="Times New Roman" w:cs="Times New Roman"/>
                 <w:sz w:val="24"/>
                 <w:szCs w:val="24"/>
+                <w:lang w:val="en-US"/>
               </w:rPr>
             </w:pPr>
+            <w:r>
+              <w:rPr>
+                <w:rFonts w:ascii="Times New Roman" w:eastAsia="Times New Roman" w:hAnsi="Times New Roman" w:cs="Times New Roman"/>
+                <w:sz w:val="24"/>
+                <w:szCs w:val="24"/>
+              </w:rPr>
+              <w:t xml:space="preserve">Простая 2д игра написанная на </w:t>
+            </w:r>
+            <w:r>
+              <w:rPr>
+                <w:rFonts w:ascii="Times New Roman" w:eastAsia="Times New Roman" w:hAnsi="Times New Roman" w:cs="Times New Roman"/>
+                <w:sz w:val="24"/>
+                <w:szCs w:val="24"/>
+                <w:lang w:val="en-US"/>
+              </w:rPr>
+              <w:t>python</w:t>
+            </w:r>
           </w:p>
         </w:tc>
       </w:tr>
     </w:tbl>
     <w:p/>
     <w:sectPr>
-      <w:headerReference w:type="default" r:id="rId8"/>
-      <w:footerReference w:type="default" r:id="rId9"/>
-      <w:headerReference w:type="first" r:id="rId10"/>
-      <w:footerReference w:type="first" r:id="rId11"/>
+      <w:headerReference w:type="default" r:id="rId9"/>
+      <w:footerReference w:type="default" r:id="rId10"/>
+      <w:headerReference w:type="first" r:id="rId11"/>
+      <w:footerReference w:type="first" r:id="rId12"/>
       <w:pgSz w:w="11906" w:h="16838"/>
       <w:pgMar w:top="567" w:right="567" w:bottom="567" w:left="1418" w:header="709" w:footer="709" w:gutter="0"/>
       <w:cols w:space="708"/>
@@ -6140,6 +6747,118 @@
     </w:lvl>
   </w:abstractNum>
   <w:abstractNum w:abstractNumId="41" w15:restartNumberingAfterBreak="0">
+    <w:nsid w:val="746B04CA"/>
+    <w:multiLevelType w:val="hybridMultilevel"/>
+    <w:tmpl w:val="59A22BE0"/>
+    <w:lvl w:ilvl="0" w:tplc="D62265EA">
+      <w:numFmt w:val="bullet"/>
+      <w:lvlText w:val="-"/>
+      <w:lvlJc w:val="left"/>
+      <w:pPr>
+        <w:ind w:left="720" w:hanging="360"/>
+      </w:pPr>
+      <w:rPr>
+        <w:rFonts w:ascii="Times New Roman" w:eastAsia="Times New Roman" w:hAnsi="Times New Roman" w:cs="Times New Roman" w:hint="default"/>
+      </w:rPr>
+    </w:lvl>
+    <w:lvl w:ilvl="1" w:tplc="04190003" w:tentative="1">
+      <w:start w:val="1"/>
+      <w:numFmt w:val="bullet"/>
+      <w:lvlText w:val="o"/>
+      <w:lvlJc w:val="left"/>
+      <w:pPr>
+        <w:ind w:left="1440" w:hanging="360"/>
+      </w:pPr>
+      <w:rPr>
+        <w:rFonts w:ascii="Courier New" w:hAnsi="Courier New" w:cs="Courier New" w:hint="default"/>
+      </w:rPr>
+    </w:lvl>
+    <w:lvl w:ilvl="2" w:tplc="04190005" w:tentative="1">
+      <w:start w:val="1"/>
+      <w:numFmt w:val="bullet"/>
+      <w:lvlText w:val=""/>
+      <w:lvlJc w:val="left"/>
+      <w:pPr>
+        <w:ind w:left="2160" w:hanging="360"/>
+      </w:pPr>
+      <w:rPr>
+        <w:rFonts w:ascii="Wingdings" w:hAnsi="Wingdings" w:hint="default"/>
+      </w:rPr>
+    </w:lvl>
+    <w:lvl w:ilvl="3" w:tplc="04190001" w:tentative="1">
+      <w:start w:val="1"/>
+      <w:numFmt w:val="bullet"/>
+      <w:lvlText w:val=""/>
+      <w:lvlJc w:val="left"/>
+      <w:pPr>
+        <w:ind w:left="2880" w:hanging="360"/>
+      </w:pPr>
+      <w:rPr>
+        <w:rFonts w:ascii="Symbol" w:hAnsi="Symbol" w:hint="default"/>
+      </w:rPr>
+    </w:lvl>
+    <w:lvl w:ilvl="4" w:tplc="04190003" w:tentative="1">
+      <w:start w:val="1"/>
+      <w:numFmt w:val="bullet"/>
+      <w:lvlText w:val="o"/>
+      <w:lvlJc w:val="left"/>
+      <w:pPr>
+        <w:ind w:left="3600" w:hanging="360"/>
+      </w:pPr>
+      <w:rPr>
+        <w:rFonts w:ascii="Courier New" w:hAnsi="Courier New" w:cs="Courier New" w:hint="default"/>
+      </w:rPr>
+    </w:lvl>
+    <w:lvl w:ilvl="5" w:tplc="04190005" w:tentative="1">
+      <w:start w:val="1"/>
+      <w:numFmt w:val="bullet"/>
+      <w:lvlText w:val=""/>
+      <w:lvlJc w:val="left"/>
+      <w:pPr>
+        <w:ind w:left="4320" w:hanging="360"/>
+      </w:pPr>
+      <w:rPr>
+        <w:rFonts w:ascii="Wingdings" w:hAnsi="Wingdings" w:hint="default"/>
+      </w:rPr>
+    </w:lvl>
+    <w:lvl w:ilvl="6" w:tplc="04190001" w:tentative="1">
+      <w:start w:val="1"/>
+      <w:numFmt w:val="bullet"/>
+      <w:lvlText w:val=""/>
+      <w:lvlJc w:val="left"/>
+      <w:pPr>
+        <w:ind w:left="5040" w:hanging="360"/>
+      </w:pPr>
+      <w:rPr>
+        <w:rFonts w:ascii="Symbol" w:hAnsi="Symbol" w:hint="default"/>
+      </w:rPr>
+    </w:lvl>
+    <w:lvl w:ilvl="7" w:tplc="04190003" w:tentative="1">
+      <w:start w:val="1"/>
+      <w:numFmt w:val="bullet"/>
+      <w:lvlText w:val="o"/>
+      <w:lvlJc w:val="left"/>
+      <w:pPr>
+        <w:ind w:left="5760" w:hanging="360"/>
+      </w:pPr>
+      <w:rPr>
+        <w:rFonts w:ascii="Courier New" w:hAnsi="Courier New" w:cs="Courier New" w:hint="default"/>
+      </w:rPr>
+    </w:lvl>
+    <w:lvl w:ilvl="8" w:tplc="04190005" w:tentative="1">
+      <w:start w:val="1"/>
+      <w:numFmt w:val="bullet"/>
+      <w:lvlText w:val=""/>
+      <w:lvlJc w:val="left"/>
+      <w:pPr>
+        <w:ind w:left="6480" w:hanging="360"/>
+      </w:pPr>
+      <w:rPr>
+        <w:rFonts w:ascii="Wingdings" w:hAnsi="Wingdings" w:hint="default"/>
+      </w:rPr>
+    </w:lvl>
+  </w:abstractNum>
+  <w:abstractNum w:abstractNumId="42" w15:restartNumberingAfterBreak="0">
     <w:nsid w:val="75091D38"/>
     <w:multiLevelType w:val="hybridMultilevel"/>
     <w:tmpl w:val="6CAC66FA"/>
@@ -6225,7 +6944,7 @@
       </w:pPr>
     </w:lvl>
   </w:abstractNum>
-  <w:abstractNum w:abstractNumId="42" w15:restartNumberingAfterBreak="0">
+  <w:abstractNum w:abstractNumId="43" w15:restartNumberingAfterBreak="0">
     <w:nsid w:val="76020307"/>
     <w:multiLevelType w:val="hybridMultilevel"/>
     <w:tmpl w:val="A4FA9FCC"/>
@@ -6338,7 +7057,7 @@
       </w:rPr>
     </w:lvl>
   </w:abstractNum>
-  <w:abstractNum w:abstractNumId="43" w15:restartNumberingAfterBreak="0">
+  <w:abstractNum w:abstractNumId="44" w15:restartNumberingAfterBreak="0">
     <w:nsid w:val="76637F5B"/>
     <w:multiLevelType w:val="hybridMultilevel"/>
     <w:tmpl w:val="58A4E148"/>
@@ -6424,7 +7143,7 @@
       </w:pPr>
     </w:lvl>
   </w:abstractNum>
-  <w:abstractNum w:abstractNumId="44" w15:restartNumberingAfterBreak="0">
+  <w:abstractNum w:abstractNumId="45" w15:restartNumberingAfterBreak="0">
     <w:nsid w:val="77264C46"/>
     <w:multiLevelType w:val="hybridMultilevel"/>
     <w:tmpl w:val="C63A44F4"/>
@@ -6510,7 +7229,7 @@
       </w:pPr>
     </w:lvl>
   </w:abstractNum>
-  <w:abstractNum w:abstractNumId="45" w15:restartNumberingAfterBreak="0">
+  <w:abstractNum w:abstractNumId="46" w15:restartNumberingAfterBreak="0">
     <w:nsid w:val="7A76518D"/>
     <w:multiLevelType w:val="hybridMultilevel"/>
     <w:tmpl w:val="A2CCF9D2"/>
@@ -6599,7 +7318,7 @@
       </w:pPr>
     </w:lvl>
   </w:abstractNum>
-  <w:abstractNum w:abstractNumId="46" w15:restartNumberingAfterBreak="0">
+  <w:abstractNum w:abstractNumId="47" w15:restartNumberingAfterBreak="0">
     <w:nsid w:val="7DA45DBA"/>
     <w:multiLevelType w:val="hybridMultilevel"/>
     <w:tmpl w:val="01B4CF68"/>
@@ -6712,7 +7431,7 @@
       </w:rPr>
     </w:lvl>
   </w:abstractNum>
-  <w:abstractNum w:abstractNumId="47" w15:restartNumberingAfterBreak="0">
+  <w:abstractNum w:abstractNumId="48" w15:restartNumberingAfterBreak="0">
     <w:nsid w:val="7E2D6AE3"/>
     <w:multiLevelType w:val="hybridMultilevel"/>
     <w:tmpl w:val="BDA87ED4"/>
@@ -6825,7 +7544,7 @@
       </w:rPr>
     </w:lvl>
   </w:abstractNum>
-  <w:abstractNum w:abstractNumId="48" w15:restartNumberingAfterBreak="0">
+  <w:abstractNum w:abstractNumId="49" w15:restartNumberingAfterBreak="0">
     <w:nsid w:val="7FE705E6"/>
     <w:multiLevelType w:val="hybridMultilevel"/>
     <w:tmpl w:val="D6146236"/>
@@ -6957,7 +7676,7 @@
     </w:lvl>
   </w:abstractNum>
   <w:num w:numId="1">
-    <w:abstractNumId w:val="47"/>
+    <w:abstractNumId w:val="48"/>
   </w:num>
   <w:num w:numId="2">
     <w:abstractNumId w:val="1"/>
@@ -6987,7 +7706,7 @@
     <w:abstractNumId w:val="18"/>
   </w:num>
   <w:num w:numId="11">
-    <w:abstractNumId w:val="41"/>
+    <w:abstractNumId w:val="42"/>
   </w:num>
   <w:num w:numId="12">
     <w:abstractNumId w:val="11"/>
@@ -7011,7 +7730,7 @@
     <w:abstractNumId w:val="36"/>
   </w:num>
   <w:num w:numId="19">
-    <w:abstractNumId w:val="45"/>
+    <w:abstractNumId w:val="46"/>
   </w:num>
   <w:num w:numId="20">
     <w:abstractNumId w:val="20"/>
@@ -7020,10 +7739,10 @@
     <w:abstractNumId w:val="4"/>
   </w:num>
   <w:num w:numId="22">
-    <w:abstractNumId w:val="46"/>
+    <w:abstractNumId w:val="47"/>
   </w:num>
   <w:num w:numId="23">
-    <w:abstractNumId w:val="42"/>
+    <w:abstractNumId w:val="43"/>
   </w:num>
   <w:num w:numId="24">
     <w:abstractNumId w:val="27"/>
@@ -7041,7 +7760,7 @@
     <w:abstractNumId w:val="26"/>
   </w:num>
   <w:num w:numId="29">
-    <w:abstractNumId w:val="43"/>
+    <w:abstractNumId w:val="44"/>
   </w:num>
   <w:num w:numId="30">
     <w:abstractNumId w:val="15"/>
@@ -7098,7 +7817,7 @@
     <w:abstractNumId w:val="38"/>
   </w:num>
   <w:num w:numId="42">
-    <w:abstractNumId w:val="48"/>
+    <w:abstractNumId w:val="49"/>
   </w:num>
   <w:num w:numId="43">
     <w:abstractNumId w:val="34"/>
@@ -7116,10 +7835,13 @@
     <w:abstractNumId w:val="3"/>
   </w:num>
   <w:num w:numId="48">
-    <w:abstractNumId w:val="44"/>
+    <w:abstractNumId w:val="45"/>
   </w:num>
   <w:num w:numId="49">
     <w:abstractNumId w:val="23"/>
+  </w:num>
+  <w:num w:numId="50">
+    <w:abstractNumId w:val="41"/>
   </w:num>
 </w:numbering>
 </file>
@@ -7247,6 +7969,7 @@
     <w:lsdException w:name="HTML Sample" w:semiHidden="1" w:unhideWhenUsed="1"/>
     <w:lsdException w:name="HTML Typewriter" w:semiHidden="1" w:unhideWhenUsed="1"/>
     <w:lsdException w:name="HTML Variable" w:semiHidden="1" w:unhideWhenUsed="1"/>
+    <w:lsdException w:name="Normal Table" w:semiHidden="1" w:unhideWhenUsed="1"/>
     <w:lsdException w:name="annotation subject" w:semiHidden="1" w:unhideWhenUsed="1"/>
     <w:lsdException w:name="No List" w:semiHidden="1" w:unhideWhenUsed="1"/>
     <w:lsdException w:name="Outline List 1" w:semiHidden="1" w:unhideWhenUsed="1"/>
@@ -7289,8 +8012,11 @@
     <w:lsdException w:name="Table Contemporary" w:semiHidden="1" w:unhideWhenUsed="1"/>
     <w:lsdException w:name="Table Elegant" w:semiHidden="1" w:unhideWhenUsed="1"/>
     <w:lsdException w:name="Table Professional" w:semiHidden="1" w:unhideWhenUsed="1"/>
+    <w:lsdException w:name="Table Subtle 1" w:semiHidden="1" w:unhideWhenUsed="1"/>
     <w:lsdException w:name="Table Subtle 2" w:semiHidden="1" w:unhideWhenUsed="1"/>
     <w:lsdException w:name="Table Web 1" w:semiHidden="1" w:unhideWhenUsed="1"/>
+    <w:lsdException w:name="Table Web 2" w:semiHidden="1" w:unhideWhenUsed="1"/>
+    <w:lsdException w:name="Table Web 3" w:semiHidden="1" w:unhideWhenUsed="1"/>
     <w:lsdException w:name="Balloon Text" w:semiHidden="1" w:unhideWhenUsed="1"/>
     <w:lsdException w:name="Table Grid" w:uiPriority="0"/>
     <w:lsdException w:name="Table Theme" w:semiHidden="1" w:unhideWhenUsed="1"/>
@@ -7710,7 +8436,6 @@
   <w:style w:type="character" w:default="1" w:styleId="a0">
     <w:name w:val="Default Paragraph Font"/>
     <w:uiPriority w:val="1"/>
-    <w:semiHidden/>
     <w:unhideWhenUsed/>
   </w:style>
   <w:style w:type="table" w:default="1" w:styleId="a1">

--- a/passport.docx
+++ b/passport.docx
@@ -84,6 +84,7 @@
                 <w:lang w:val="en-US"/>
               </w:rPr>
             </w:pPr>
+            <w:proofErr w:type="spellStart"/>
             <w:r>
               <w:rPr>
                 <w:rFonts w:ascii="Times New Roman" w:eastAsia="Times New Roman" w:hAnsi="Times New Roman" w:cs="Times New Roman"/>
@@ -93,6 +94,7 @@
               </w:rPr>
               <w:t>Olimpium</w:t>
             </w:r>
+            <w:proofErr w:type="spellEnd"/>
           </w:p>
         </w:tc>
       </w:tr>
@@ -137,6 +139,7 @@
                 <w:lang w:val="en-US"/>
               </w:rPr>
             </w:pPr>
+            <w:proofErr w:type="spellStart"/>
             <w:r>
               <w:rPr>
                 <w:rFonts w:ascii="Times New Roman" w:eastAsia="Times New Roman" w:hAnsi="Times New Roman" w:cs="Times New Roman"/>
@@ -146,6 +149,7 @@
               </w:rPr>
               <w:t>Congame</w:t>
             </w:r>
+            <w:proofErr w:type="spellEnd"/>
           </w:p>
         </w:tc>
       </w:tr>
@@ -233,11 +237,164 @@
           </w:tcPr>
           <w:p>
             <w:pPr>
+              <w:shd w:val="clear" w:color="auto" w:fill="FFFFFF"/>
+              <w:spacing w:after="0" w:line="240" w:lineRule="auto"/>
+              <w:rPr>
+                <w:rFonts w:ascii="Arial" w:eastAsia="Times New Roman" w:hAnsi="Arial" w:cs="Arial"/>
+                <w:color w:val="34343C"/>
+                <w:sz w:val="23"/>
+                <w:szCs w:val="23"/>
+                <w:lang w:eastAsia="ru-RU"/>
+              </w:rPr>
+            </w:pPr>
+            <w:r>
+              <w:rPr>
+                <w:rFonts w:ascii="Arial" w:eastAsia="Times New Roman" w:hAnsi="Arial" w:cs="Arial"/>
+                <w:color w:val="34343C"/>
+                <w:sz w:val="23"/>
+                <w:szCs w:val="23"/>
+                <w:lang w:eastAsia="ru-RU"/>
+              </w:rPr>
+              <w:t xml:space="preserve">Консольное приложение игра </w:t>
+            </w:r>
+            <w:proofErr w:type="spellStart"/>
+            <w:r>
+              <w:rPr>
+                <w:rFonts w:ascii="Arial" w:eastAsia="Times New Roman" w:hAnsi="Arial" w:cs="Arial"/>
+                <w:color w:val="34343C"/>
+                <w:sz w:val="23"/>
+                <w:szCs w:val="23"/>
+                <w:lang w:val="en-US" w:eastAsia="ru-RU"/>
+              </w:rPr>
+              <w:t>Congame</w:t>
+            </w:r>
+            <w:proofErr w:type="spellEnd"/>
+            <w:r>
+              <w:rPr>
+                <w:rFonts w:ascii="Arial" w:eastAsia="Times New Roman" w:hAnsi="Arial" w:cs="Arial"/>
+                <w:color w:val="34343C"/>
+                <w:sz w:val="23"/>
+                <w:szCs w:val="23"/>
+                <w:lang w:eastAsia="ru-RU"/>
+              </w:rPr>
+              <w:t>», разработанная на языке</w:t>
+            </w:r>
+          </w:p>
+          <w:p>
+            <w:pPr>
+              <w:shd w:val="clear" w:color="auto" w:fill="FFFFFF"/>
+              <w:spacing w:after="0" w:line="240" w:lineRule="auto"/>
+              <w:rPr>
+                <w:rFonts w:ascii="Arial" w:eastAsia="Times New Roman" w:hAnsi="Arial" w:cs="Arial"/>
+                <w:color w:val="34343C"/>
+                <w:sz w:val="23"/>
+                <w:szCs w:val="23"/>
+                <w:lang w:eastAsia="ru-RU"/>
+              </w:rPr>
+            </w:pPr>
+            <w:r>
+              <w:rPr>
+                <w:rFonts w:ascii="Arial" w:eastAsia="Times New Roman" w:hAnsi="Arial" w:cs="Arial"/>
+                <w:color w:val="34343C"/>
+                <w:sz w:val="23"/>
+                <w:szCs w:val="23"/>
+                <w:lang w:eastAsia="ru-RU"/>
+              </w:rPr>
+              <w:t>программирования Python с использованием системы контроля</w:t>
+            </w:r>
+          </w:p>
+          <w:p>
+            <w:pPr>
+              <w:shd w:val="clear" w:color="auto" w:fill="FFFFFF"/>
+              <w:spacing w:after="0" w:line="240" w:lineRule="auto"/>
+              <w:rPr>
+                <w:rFonts w:ascii="Arial" w:eastAsia="Times New Roman" w:hAnsi="Arial" w:cs="Arial"/>
+                <w:color w:val="34343C"/>
+                <w:sz w:val="23"/>
+                <w:szCs w:val="23"/>
+                <w:lang w:eastAsia="ru-RU"/>
+              </w:rPr>
+            </w:pPr>
+            <w:r>
+              <w:rPr>
+                <w:rFonts w:ascii="Arial" w:eastAsia="Times New Roman" w:hAnsi="Arial" w:cs="Arial"/>
+                <w:color w:val="34343C"/>
+                <w:sz w:val="23"/>
+                <w:szCs w:val="23"/>
+                <w:lang w:eastAsia="ru-RU"/>
+              </w:rPr>
+              <w:t xml:space="preserve">версий </w:t>
+            </w:r>
+            <w:proofErr w:type="spellStart"/>
+            <w:r>
+              <w:rPr>
+                <w:rFonts w:ascii="Arial" w:eastAsia="Times New Roman" w:hAnsi="Arial" w:cs="Arial"/>
+                <w:color w:val="34343C"/>
+                <w:sz w:val="23"/>
+                <w:szCs w:val="23"/>
+                <w:lang w:eastAsia="ru-RU"/>
+              </w:rPr>
+              <w:t>Git</w:t>
+            </w:r>
+            <w:proofErr w:type="spellEnd"/>
+            <w:r>
+              <w:rPr>
+                <w:rFonts w:ascii="Arial" w:eastAsia="Times New Roman" w:hAnsi="Arial" w:cs="Arial"/>
+                <w:color w:val="34343C"/>
+                <w:sz w:val="23"/>
+                <w:szCs w:val="23"/>
+                <w:lang w:eastAsia="ru-RU"/>
+              </w:rPr>
+              <w:t xml:space="preserve">, опубликованное на </w:t>
+            </w:r>
+            <w:proofErr w:type="spellStart"/>
+            <w:r>
+              <w:rPr>
+                <w:rFonts w:ascii="Arial" w:eastAsia="Times New Roman" w:hAnsi="Arial" w:cs="Arial"/>
+                <w:color w:val="34343C"/>
+                <w:sz w:val="23"/>
+                <w:szCs w:val="23"/>
+                <w:lang w:eastAsia="ru-RU"/>
+              </w:rPr>
+              <w:t>GitHub</w:t>
+            </w:r>
+            <w:proofErr w:type="spellEnd"/>
+            <w:r>
+              <w:rPr>
+                <w:rFonts w:ascii="Arial" w:eastAsia="Times New Roman" w:hAnsi="Arial" w:cs="Arial"/>
+                <w:color w:val="34343C"/>
+                <w:sz w:val="23"/>
+                <w:szCs w:val="23"/>
+                <w:lang w:eastAsia="ru-RU"/>
+              </w:rPr>
+              <w:t xml:space="preserve"> (</w:t>
+            </w:r>
+            <w:r>
+              <w:rPr>
+                <w:rFonts w:ascii="Arial" w:eastAsia="Times New Roman" w:hAnsi="Arial" w:cs="Arial"/>
+                <w:color w:val="34343C"/>
+                <w:sz w:val="23"/>
+                <w:szCs w:val="23"/>
+                <w:lang w:eastAsia="ru-RU"/>
+              </w:rPr>
+              <w:t>https://github.com/f3f44/ConGame/tree/main</w:t>
+            </w:r>
+            <w:r>
+              <w:rPr>
+                <w:rFonts w:ascii="Arial" w:eastAsia="Times New Roman" w:hAnsi="Arial" w:cs="Arial"/>
+                <w:color w:val="34343C"/>
+                <w:sz w:val="23"/>
+                <w:szCs w:val="23"/>
+                <w:lang w:eastAsia="ru-RU"/>
+              </w:rPr>
+              <w:t>)</w:t>
+            </w:r>
+          </w:p>
+          <w:p>
+            <w:pPr>
               <w:spacing w:line="360" w:lineRule="auto"/>
               <w:rPr>
-                <w:rFonts w:ascii="Times New Roman" w:eastAsia="Times New Roman" w:hAnsi="Times New Roman" w:cs="Times New Roman"/>
-                <w:sz w:val="24"/>
-                <w:szCs w:val="24"/>
+                <w:noProof/>
               </w:rPr>
             </w:pPr>
           </w:p>
@@ -324,6 +481,7 @@
               </w:rPr>
               <w:t xml:space="preserve">Обучение использования </w:t>
             </w:r>
+            <w:proofErr w:type="spellStart"/>
             <w:r>
               <w:rPr>
                 <w:rFonts w:ascii="Times New Roman" w:eastAsia="Times New Roman" w:hAnsi="Times New Roman" w:cs="Times New Roman"/>
@@ -333,6 +491,7 @@
               </w:rPr>
               <w:t>github</w:t>
             </w:r>
+            <w:proofErr w:type="spellEnd"/>
             <w:r>
               <w:rPr>
                 <w:rFonts w:ascii="Times New Roman" w:eastAsia="Times New Roman" w:hAnsi="Times New Roman" w:cs="Times New Roman"/>
@@ -382,6 +541,22 @@
                 <w:lang w:val="en-US"/>
               </w:rPr>
               <w:t>python</w:t>
+            </w:r>
+            <w:r>
+              <w:rPr>
+                <w:rFonts w:ascii="Times New Roman" w:eastAsia="Times New Roman" w:hAnsi="Times New Roman" w:cs="Times New Roman"/>
+                <w:sz w:val="24"/>
+                <w:szCs w:val="24"/>
+              </w:rPr>
+              <w:t xml:space="preserve"> </w:t>
+            </w:r>
+            <w:r>
+              <w:rPr>
+                <w:rFonts w:ascii="Times New Roman" w:eastAsia="Times New Roman" w:hAnsi="Times New Roman" w:cs="Times New Roman"/>
+                <w:sz w:val="24"/>
+                <w:szCs w:val="24"/>
+              </w:rPr>
+              <w:t>и окончание 4 модуля</w:t>
             </w:r>
           </w:p>
         </w:tc>
@@ -431,6 +606,7 @@
               </w:rPr>
               <w:t xml:space="preserve">Обучение использования </w:t>
             </w:r>
+            <w:proofErr w:type="spellStart"/>
             <w:r>
               <w:rPr>
                 <w:rFonts w:ascii="Times New Roman" w:eastAsia="Times New Roman" w:hAnsi="Times New Roman" w:cs="Times New Roman"/>
@@ -440,6 +616,7 @@
               </w:rPr>
               <w:t>github</w:t>
             </w:r>
+            <w:proofErr w:type="spellEnd"/>
             <w:r>
               <w:rPr>
                 <w:rFonts w:ascii="Times New Roman" w:eastAsia="Times New Roman" w:hAnsi="Times New Roman" w:cs="Times New Roman"/>
@@ -489,6 +666,22 @@
                 <w:lang w:val="en-US"/>
               </w:rPr>
               <w:t>python</w:t>
+            </w:r>
+            <w:r>
+              <w:rPr>
+                <w:rFonts w:ascii="Times New Roman" w:eastAsia="Times New Roman" w:hAnsi="Times New Roman" w:cs="Times New Roman"/>
+                <w:sz w:val="24"/>
+                <w:szCs w:val="24"/>
+              </w:rPr>
+              <w:t xml:space="preserve"> </w:t>
+            </w:r>
+            <w:r>
+              <w:rPr>
+                <w:rFonts w:ascii="Times New Roman" w:eastAsia="Times New Roman" w:hAnsi="Times New Roman" w:cs="Times New Roman"/>
+                <w:sz w:val="24"/>
+                <w:szCs w:val="24"/>
+              </w:rPr>
+              <w:t>и окончание 4 модуля</w:t>
             </w:r>
           </w:p>
         </w:tc>
@@ -530,14 +723,25 @@
                 <w:szCs w:val="24"/>
               </w:rPr>
             </w:pPr>
+            <w:proofErr w:type="gramStart"/>
             <w:r>
               <w:rPr>
                 <w:rFonts w:ascii="Times New Roman" w:eastAsia="Times New Roman" w:hAnsi="Times New Roman" w:cs="Times New Roman"/>
                 <w:sz w:val="24"/>
                 <w:szCs w:val="24"/>
               </w:rPr>
-              <w:t xml:space="preserve">Научиться  использовать </w:t>
+              <w:t>Научиться  использовать</w:t>
             </w:r>
+            <w:proofErr w:type="gramEnd"/>
+            <w:r>
+              <w:rPr>
+                <w:rFonts w:ascii="Times New Roman" w:eastAsia="Times New Roman" w:hAnsi="Times New Roman" w:cs="Times New Roman"/>
+                <w:sz w:val="24"/>
+                <w:szCs w:val="24"/>
+              </w:rPr>
+              <w:t xml:space="preserve"> </w:t>
+            </w:r>
+            <w:proofErr w:type="spellStart"/>
             <w:r>
               <w:rPr>
                 <w:rFonts w:ascii="Times New Roman" w:eastAsia="Times New Roman" w:hAnsi="Times New Roman" w:cs="Times New Roman"/>
@@ -547,6 +751,7 @@
               </w:rPr>
               <w:t>github</w:t>
             </w:r>
+            <w:proofErr w:type="spellEnd"/>
             <w:r>
               <w:rPr>
                 <w:rFonts w:ascii="Times New Roman" w:eastAsia="Times New Roman" w:hAnsi="Times New Roman" w:cs="Times New Roman"/>
@@ -596,6 +801,22 @@
                 <w:lang w:val="en-US"/>
               </w:rPr>
               <w:t>python</w:t>
+            </w:r>
+            <w:r>
+              <w:rPr>
+                <w:rFonts w:ascii="Times New Roman" w:eastAsia="Times New Roman" w:hAnsi="Times New Roman" w:cs="Times New Roman"/>
+                <w:sz w:val="24"/>
+                <w:szCs w:val="24"/>
+              </w:rPr>
+              <w:t xml:space="preserve"> </w:t>
+            </w:r>
+            <w:r>
+              <w:rPr>
+                <w:rFonts w:ascii="Times New Roman" w:eastAsia="Times New Roman" w:hAnsi="Times New Roman" w:cs="Times New Roman"/>
+                <w:sz w:val="24"/>
+                <w:szCs w:val="24"/>
+              </w:rPr>
+              <w:t>и окончание 4 модуля</w:t>
             </w:r>
           </w:p>
         </w:tc>
@@ -691,7 +912,59 @@
                 <w:sz w:val="24"/>
                 <w:szCs w:val="24"/>
               </w:rPr>
-              <w:t>Рабочий проект</w:t>
+              <w:t xml:space="preserve">Навыки использования </w:t>
+            </w:r>
+            <w:r>
+              <w:rPr>
+                <w:rFonts w:ascii="Times New Roman" w:eastAsia="Times New Roman" w:hAnsi="Times New Roman" w:cs="Times New Roman"/>
+                <w:sz w:val="24"/>
+                <w:szCs w:val="24"/>
+                <w:lang w:val="en-US"/>
+              </w:rPr>
+              <w:t>git</w:t>
+            </w:r>
+            <w:r>
+              <w:rPr>
+                <w:rFonts w:ascii="Times New Roman" w:eastAsia="Times New Roman" w:hAnsi="Times New Roman" w:cs="Times New Roman"/>
+                <w:sz w:val="24"/>
+                <w:szCs w:val="24"/>
+              </w:rPr>
+              <w:t xml:space="preserve"> </w:t>
+            </w:r>
+            <w:r>
+              <w:rPr>
+                <w:rFonts w:ascii="Times New Roman" w:eastAsia="Times New Roman" w:hAnsi="Times New Roman" w:cs="Times New Roman"/>
+                <w:sz w:val="24"/>
+                <w:szCs w:val="24"/>
+              </w:rPr>
+              <w:t xml:space="preserve">и </w:t>
+            </w:r>
+            <w:proofErr w:type="spellStart"/>
+            <w:r>
+              <w:rPr>
+                <w:rFonts w:ascii="Times New Roman" w:eastAsia="Times New Roman" w:hAnsi="Times New Roman" w:cs="Times New Roman"/>
+                <w:sz w:val="24"/>
+                <w:szCs w:val="24"/>
+                <w:lang w:val="en-US"/>
+              </w:rPr>
+              <w:t>github</w:t>
+            </w:r>
+            <w:proofErr w:type="spellEnd"/>
+            <w:r>
+              <w:rPr>
+                <w:rFonts w:ascii="Times New Roman" w:eastAsia="Times New Roman" w:hAnsi="Times New Roman" w:cs="Times New Roman"/>
+                <w:sz w:val="24"/>
+                <w:szCs w:val="24"/>
+              </w:rPr>
+              <w:t xml:space="preserve"> </w:t>
+            </w:r>
+            <w:r>
+              <w:rPr>
+                <w:rFonts w:ascii="Times New Roman" w:eastAsia="Times New Roman" w:hAnsi="Times New Roman" w:cs="Times New Roman"/>
+                <w:sz w:val="24"/>
+                <w:szCs w:val="24"/>
+              </w:rPr>
+              <w:t>для реализации и презентования проекта</w:t>
             </w:r>
           </w:p>
         </w:tc>
@@ -952,6 +1225,7 @@
                 <w:sz w:val="24"/>
                 <w:szCs w:val="24"/>
               </w:rPr>
+              <w:lastRenderedPageBreak/>
               <w:t>Заключительный этап</w:t>
             </w:r>
           </w:p>
@@ -975,7 +1249,25 @@
                 <w:sz w:val="24"/>
                 <w:szCs w:val="24"/>
               </w:rPr>
-              <w:t>- оформить окончательнный проект</w:t>
+              <w:t xml:space="preserve">- оформить </w:t>
+            </w:r>
+            <w:proofErr w:type="spellStart"/>
+            <w:r>
+              <w:rPr>
+                <w:rFonts w:ascii="Times New Roman" w:eastAsia="Times New Roman" w:hAnsi="Times New Roman" w:cs="Times New Roman"/>
+                <w:sz w:val="24"/>
+                <w:szCs w:val="24"/>
+              </w:rPr>
+              <w:t>окончательнный</w:t>
+            </w:r>
+            <w:proofErr w:type="spellEnd"/>
+            <w:r>
+              <w:rPr>
+                <w:rFonts w:ascii="Times New Roman" w:eastAsia="Times New Roman" w:hAnsi="Times New Roman" w:cs="Times New Roman"/>
+                <w:sz w:val="24"/>
+                <w:szCs w:val="24"/>
+              </w:rPr>
+              <w:t xml:space="preserve"> проект</w:t>
             </w:r>
           </w:p>
           <w:p>
@@ -1036,7 +1328,6 @@
                 <w:sz w:val="24"/>
                 <w:szCs w:val="24"/>
               </w:rPr>
-              <w:lastRenderedPageBreak/>
               <w:t>Формализация алгоритма</w:t>
             </w:r>
           </w:p>
@@ -1057,6 +1348,7 @@
             <w:r>
               <w:rPr>
                 <w:rFonts w:ascii="Times New Roman" w:eastAsia="Times New Roman" w:hAnsi="Times New Roman" w:cs="Times New Roman"/>
+                <w:noProof/>
                 <w:sz w:val="24"/>
                 <w:szCs w:val="24"/>
               </w:rPr>
@@ -1153,6 +1445,7 @@
                 <w:rFonts w:ascii="Times New Roman" w:eastAsia="Times New Roman" w:hAnsi="Times New Roman" w:cs="Times New Roman"/>
                 <w:sz w:val="24"/>
                 <w:szCs w:val="24"/>
+                <w:lang w:val="en-US"/>
               </w:rPr>
             </w:pPr>
             <w:r>
@@ -1160,8 +1453,1496 @@
                 <w:rFonts w:ascii="Times New Roman" w:eastAsia="Times New Roman" w:hAnsi="Times New Roman" w:cs="Times New Roman"/>
                 <w:sz w:val="24"/>
                 <w:szCs w:val="24"/>
-              </w:rPr>
-              <w:t>https://github.com/f3f44/ConGame</w:t>
+                <w:lang w:val="en-US"/>
+              </w:rPr>
+              <w:t>while run:</w:t>
+            </w:r>
+          </w:p>
+          <w:p>
+            <w:pPr>
+              <w:spacing w:line="360" w:lineRule="auto"/>
+              <w:rPr>
+                <w:rFonts w:ascii="Times New Roman" w:eastAsia="Times New Roman" w:hAnsi="Times New Roman" w:cs="Times New Roman"/>
+                <w:sz w:val="24"/>
+                <w:szCs w:val="24"/>
+                <w:lang w:val="en-US"/>
+              </w:rPr>
+            </w:pPr>
+            <w:r>
+              <w:rPr>
+                <w:rFonts w:ascii="Times New Roman" w:eastAsia="Times New Roman" w:hAnsi="Times New Roman" w:cs="Times New Roman"/>
+                <w:sz w:val="24"/>
+                <w:szCs w:val="24"/>
+                <w:lang w:val="en-US"/>
+              </w:rPr>
+              <w:t xml:space="preserve">        if </w:t>
+            </w:r>
+            <w:proofErr w:type="spellStart"/>
+            <w:r>
+              <w:rPr>
+                <w:rFonts w:ascii="Times New Roman" w:eastAsia="Times New Roman" w:hAnsi="Times New Roman" w:cs="Times New Roman"/>
+                <w:sz w:val="24"/>
+                <w:szCs w:val="24"/>
+                <w:lang w:val="en-US"/>
+              </w:rPr>
+              <w:t>k.is_pressed</w:t>
+            </w:r>
+            <w:proofErr w:type="spellEnd"/>
+            <w:r>
+              <w:rPr>
+                <w:rFonts w:ascii="Times New Roman" w:eastAsia="Times New Roman" w:hAnsi="Times New Roman" w:cs="Times New Roman"/>
+                <w:sz w:val="24"/>
+                <w:szCs w:val="24"/>
+                <w:lang w:val="en-US"/>
+              </w:rPr>
+              <w:t>('esc'):</w:t>
+            </w:r>
+          </w:p>
+          <w:p>
+            <w:pPr>
+              <w:spacing w:line="360" w:lineRule="auto"/>
+              <w:rPr>
+                <w:rFonts w:ascii="Times New Roman" w:eastAsia="Times New Roman" w:hAnsi="Times New Roman" w:cs="Times New Roman"/>
+                <w:sz w:val="24"/>
+                <w:szCs w:val="24"/>
+                <w:lang w:val="en-US"/>
+              </w:rPr>
+            </w:pPr>
+            <w:r>
+              <w:rPr>
+                <w:rFonts w:ascii="Times New Roman" w:eastAsia="Times New Roman" w:hAnsi="Times New Roman" w:cs="Times New Roman"/>
+                <w:sz w:val="24"/>
+                <w:szCs w:val="24"/>
+                <w:lang w:val="en-US"/>
+              </w:rPr>
+              <w:t xml:space="preserve">            break</w:t>
+            </w:r>
+          </w:p>
+          <w:p>
+            <w:pPr>
+              <w:spacing w:line="360" w:lineRule="auto"/>
+              <w:rPr>
+                <w:rFonts w:ascii="Times New Roman" w:eastAsia="Times New Roman" w:hAnsi="Times New Roman" w:cs="Times New Roman"/>
+                <w:sz w:val="24"/>
+                <w:szCs w:val="24"/>
+                <w:lang w:val="en-US"/>
+              </w:rPr>
+            </w:pPr>
+            <w:r>
+              <w:rPr>
+                <w:rFonts w:ascii="Times New Roman" w:eastAsia="Times New Roman" w:hAnsi="Times New Roman" w:cs="Times New Roman"/>
+                <w:sz w:val="24"/>
+                <w:szCs w:val="24"/>
+                <w:lang w:val="en-US"/>
+              </w:rPr>
+              <w:t xml:space="preserve">        </w:t>
+            </w:r>
+          </w:p>
+          <w:p>
+            <w:pPr>
+              <w:spacing w:line="360" w:lineRule="auto"/>
+              <w:rPr>
+                <w:rFonts w:ascii="Times New Roman" w:eastAsia="Times New Roman" w:hAnsi="Times New Roman" w:cs="Times New Roman"/>
+                <w:sz w:val="24"/>
+                <w:szCs w:val="24"/>
+                <w:lang w:val="en-US"/>
+              </w:rPr>
+            </w:pPr>
+            <w:r>
+              <w:rPr>
+                <w:rFonts w:ascii="Times New Roman" w:eastAsia="Times New Roman" w:hAnsi="Times New Roman" w:cs="Times New Roman"/>
+                <w:sz w:val="24"/>
+                <w:szCs w:val="24"/>
+                <w:lang w:val="en-US"/>
+              </w:rPr>
+              <w:t xml:space="preserve">        render = f'\033[H'</w:t>
+            </w:r>
+          </w:p>
+          <w:p>
+            <w:pPr>
+              <w:spacing w:line="360" w:lineRule="auto"/>
+              <w:rPr>
+                <w:rFonts w:ascii="Times New Roman" w:eastAsia="Times New Roman" w:hAnsi="Times New Roman" w:cs="Times New Roman"/>
+                <w:sz w:val="24"/>
+                <w:szCs w:val="24"/>
+                <w:lang w:val="en-US"/>
+              </w:rPr>
+            </w:pPr>
+            <w:r>
+              <w:rPr>
+                <w:rFonts w:ascii="Times New Roman" w:eastAsia="Times New Roman" w:hAnsi="Times New Roman" w:cs="Times New Roman"/>
+                <w:sz w:val="24"/>
+                <w:szCs w:val="24"/>
+                <w:lang w:val="en-US"/>
+              </w:rPr>
+              <w:t xml:space="preserve">        </w:t>
+            </w:r>
+          </w:p>
+          <w:p>
+            <w:pPr>
+              <w:spacing w:line="360" w:lineRule="auto"/>
+              <w:rPr>
+                <w:rFonts w:ascii="Times New Roman" w:eastAsia="Times New Roman" w:hAnsi="Times New Roman" w:cs="Times New Roman"/>
+                <w:sz w:val="24"/>
+                <w:szCs w:val="24"/>
+                <w:lang w:val="en-US"/>
+              </w:rPr>
+            </w:pPr>
+            <w:r>
+              <w:rPr>
+                <w:rFonts w:ascii="Times New Roman" w:eastAsia="Times New Roman" w:hAnsi="Times New Roman" w:cs="Times New Roman"/>
+                <w:sz w:val="24"/>
+                <w:szCs w:val="24"/>
+                <w:lang w:val="en-US"/>
+              </w:rPr>
+              <w:t xml:space="preserve">        if </w:t>
+            </w:r>
+            <w:proofErr w:type="gramStart"/>
+            <w:r>
+              <w:rPr>
+                <w:rFonts w:ascii="Times New Roman" w:eastAsia="Times New Roman" w:hAnsi="Times New Roman" w:cs="Times New Roman"/>
+                <w:sz w:val="24"/>
+                <w:szCs w:val="24"/>
+                <w:lang w:val="en-US"/>
+              </w:rPr>
+              <w:t>mode !</w:t>
+            </w:r>
+            <w:proofErr w:type="gramEnd"/>
+            <w:r>
+              <w:rPr>
+                <w:rFonts w:ascii="Times New Roman" w:eastAsia="Times New Roman" w:hAnsi="Times New Roman" w:cs="Times New Roman"/>
+                <w:sz w:val="24"/>
+                <w:szCs w:val="24"/>
+                <w:lang w:val="en-US"/>
+              </w:rPr>
+              <w:t>= 'editor':</w:t>
+            </w:r>
+          </w:p>
+          <w:p>
+            <w:pPr>
+              <w:spacing w:line="360" w:lineRule="auto"/>
+              <w:rPr>
+                <w:rFonts w:ascii="Times New Roman" w:eastAsia="Times New Roman" w:hAnsi="Times New Roman" w:cs="Times New Roman"/>
+                <w:sz w:val="24"/>
+                <w:szCs w:val="24"/>
+                <w:lang w:val="en-US"/>
+              </w:rPr>
+            </w:pPr>
+            <w:r>
+              <w:rPr>
+                <w:rFonts w:ascii="Times New Roman" w:eastAsia="Times New Roman" w:hAnsi="Times New Roman" w:cs="Times New Roman"/>
+                <w:sz w:val="24"/>
+                <w:szCs w:val="24"/>
+                <w:lang w:val="en-US"/>
+              </w:rPr>
+              <w:t xml:space="preserve">            </w:t>
+            </w:r>
+            <w:proofErr w:type="spellStart"/>
+            <w:proofErr w:type="gramStart"/>
+            <w:r>
+              <w:rPr>
+                <w:rFonts w:ascii="Times New Roman" w:eastAsia="Times New Roman" w:hAnsi="Times New Roman" w:cs="Times New Roman"/>
+                <w:sz w:val="24"/>
+                <w:szCs w:val="24"/>
+                <w:lang w:val="en-US"/>
+              </w:rPr>
+              <w:t>player.upd</w:t>
+            </w:r>
+            <w:proofErr w:type="spellEnd"/>
+            <w:r>
+              <w:rPr>
+                <w:rFonts w:ascii="Times New Roman" w:eastAsia="Times New Roman" w:hAnsi="Times New Roman" w:cs="Times New Roman"/>
+                <w:sz w:val="24"/>
+                <w:szCs w:val="24"/>
+                <w:lang w:val="en-US"/>
+              </w:rPr>
+              <w:t>(</w:t>
+            </w:r>
+            <w:proofErr w:type="gramEnd"/>
+            <w:r>
+              <w:rPr>
+                <w:rFonts w:ascii="Times New Roman" w:eastAsia="Times New Roman" w:hAnsi="Times New Roman" w:cs="Times New Roman"/>
+                <w:sz w:val="24"/>
+                <w:szCs w:val="24"/>
+                <w:lang w:val="en-US"/>
+              </w:rPr>
+              <w:t>)</w:t>
+            </w:r>
+          </w:p>
+          <w:p>
+            <w:pPr>
+              <w:spacing w:line="360" w:lineRule="auto"/>
+              <w:rPr>
+                <w:rFonts w:ascii="Times New Roman" w:eastAsia="Times New Roman" w:hAnsi="Times New Roman" w:cs="Times New Roman"/>
+                <w:sz w:val="24"/>
+                <w:szCs w:val="24"/>
+                <w:lang w:val="en-US"/>
+              </w:rPr>
+            </w:pPr>
+            <w:r>
+              <w:rPr>
+                <w:rFonts w:ascii="Times New Roman" w:eastAsia="Times New Roman" w:hAnsi="Times New Roman" w:cs="Times New Roman"/>
+                <w:sz w:val="24"/>
+                <w:szCs w:val="24"/>
+                <w:lang w:val="en-US"/>
+              </w:rPr>
+              <w:t xml:space="preserve">        </w:t>
+            </w:r>
+          </w:p>
+          <w:p>
+            <w:pPr>
+              <w:spacing w:line="360" w:lineRule="auto"/>
+              <w:rPr>
+                <w:rFonts w:ascii="Times New Roman" w:eastAsia="Times New Roman" w:hAnsi="Times New Roman" w:cs="Times New Roman"/>
+                <w:sz w:val="24"/>
+                <w:szCs w:val="24"/>
+                <w:lang w:val="en-US"/>
+              </w:rPr>
+            </w:pPr>
+            <w:r>
+              <w:rPr>
+                <w:rFonts w:ascii="Times New Roman" w:eastAsia="Times New Roman" w:hAnsi="Times New Roman" w:cs="Times New Roman"/>
+                <w:sz w:val="24"/>
+                <w:szCs w:val="24"/>
+                <w:lang w:val="en-US"/>
+              </w:rPr>
+              <w:t xml:space="preserve">        </w:t>
+            </w:r>
+            <w:proofErr w:type="gramStart"/>
+            <w:r>
+              <w:rPr>
+                <w:rFonts w:ascii="Times New Roman" w:eastAsia="Times New Roman" w:hAnsi="Times New Roman" w:cs="Times New Roman"/>
+                <w:sz w:val="24"/>
+                <w:szCs w:val="24"/>
+                <w:lang w:val="en-US"/>
+              </w:rPr>
+              <w:t>update(</w:t>
+            </w:r>
+            <w:proofErr w:type="gramEnd"/>
+            <w:r>
+              <w:rPr>
+                <w:rFonts w:ascii="Times New Roman" w:eastAsia="Times New Roman" w:hAnsi="Times New Roman" w:cs="Times New Roman"/>
+                <w:sz w:val="24"/>
+                <w:szCs w:val="24"/>
+                <w:lang w:val="en-US"/>
+              </w:rPr>
+              <w:t>)</w:t>
+            </w:r>
+          </w:p>
+          <w:p>
+            <w:pPr>
+              <w:spacing w:line="360" w:lineRule="auto"/>
+              <w:rPr>
+                <w:rFonts w:ascii="Times New Roman" w:eastAsia="Times New Roman" w:hAnsi="Times New Roman" w:cs="Times New Roman"/>
+                <w:sz w:val="24"/>
+                <w:szCs w:val="24"/>
+                <w:lang w:val="en-US"/>
+              </w:rPr>
+            </w:pPr>
+            <w:r>
+              <w:rPr>
+                <w:rFonts w:ascii="Times New Roman" w:eastAsia="Times New Roman" w:hAnsi="Times New Roman" w:cs="Times New Roman"/>
+                <w:sz w:val="24"/>
+                <w:szCs w:val="24"/>
+                <w:lang w:val="en-US"/>
+              </w:rPr>
+              <w:t xml:space="preserve">        </w:t>
+            </w:r>
+          </w:p>
+          <w:p>
+            <w:pPr>
+              <w:spacing w:line="360" w:lineRule="auto"/>
+              <w:rPr>
+                <w:rFonts w:ascii="Times New Roman" w:eastAsia="Times New Roman" w:hAnsi="Times New Roman" w:cs="Times New Roman"/>
+                <w:sz w:val="24"/>
+                <w:szCs w:val="24"/>
+                <w:lang w:val="en-US"/>
+              </w:rPr>
+            </w:pPr>
+            <w:r>
+              <w:rPr>
+                <w:rFonts w:ascii="Times New Roman" w:eastAsia="Times New Roman" w:hAnsi="Times New Roman" w:cs="Times New Roman"/>
+                <w:sz w:val="24"/>
+                <w:szCs w:val="24"/>
+                <w:lang w:val="en-US"/>
+              </w:rPr>
+              <w:t xml:space="preserve">        for y in </w:t>
+            </w:r>
+            <w:proofErr w:type="gramStart"/>
+            <w:r>
+              <w:rPr>
+                <w:rFonts w:ascii="Times New Roman" w:eastAsia="Times New Roman" w:hAnsi="Times New Roman" w:cs="Times New Roman"/>
+                <w:sz w:val="24"/>
+                <w:szCs w:val="24"/>
+                <w:lang w:val="en-US"/>
+              </w:rPr>
+              <w:t>range(</w:t>
+            </w:r>
+            <w:proofErr w:type="gramEnd"/>
+            <w:r>
+              <w:rPr>
+                <w:rFonts w:ascii="Times New Roman" w:eastAsia="Times New Roman" w:hAnsi="Times New Roman" w:cs="Times New Roman"/>
+                <w:sz w:val="24"/>
+                <w:szCs w:val="24"/>
+                <w:lang w:val="en-US"/>
+              </w:rPr>
+              <w:t>16):</w:t>
+            </w:r>
+          </w:p>
+          <w:p>
+            <w:pPr>
+              <w:spacing w:line="360" w:lineRule="auto"/>
+              <w:rPr>
+                <w:rFonts w:ascii="Times New Roman" w:eastAsia="Times New Roman" w:hAnsi="Times New Roman" w:cs="Times New Roman"/>
+                <w:sz w:val="24"/>
+                <w:szCs w:val="24"/>
+                <w:lang w:val="en-US"/>
+              </w:rPr>
+            </w:pPr>
+            <w:r>
+              <w:rPr>
+                <w:rFonts w:ascii="Times New Roman" w:eastAsia="Times New Roman" w:hAnsi="Times New Roman" w:cs="Times New Roman"/>
+                <w:sz w:val="24"/>
+                <w:szCs w:val="24"/>
+                <w:lang w:val="en-US"/>
+              </w:rPr>
+              <w:lastRenderedPageBreak/>
+              <w:t xml:space="preserve">            for x in </w:t>
+            </w:r>
+            <w:proofErr w:type="gramStart"/>
+            <w:r>
+              <w:rPr>
+                <w:rFonts w:ascii="Times New Roman" w:eastAsia="Times New Roman" w:hAnsi="Times New Roman" w:cs="Times New Roman"/>
+                <w:sz w:val="24"/>
+                <w:szCs w:val="24"/>
+                <w:lang w:val="en-US"/>
+              </w:rPr>
+              <w:t>range(</w:t>
+            </w:r>
+            <w:proofErr w:type="gramEnd"/>
+            <w:r>
+              <w:rPr>
+                <w:rFonts w:ascii="Times New Roman" w:eastAsia="Times New Roman" w:hAnsi="Times New Roman" w:cs="Times New Roman"/>
+                <w:sz w:val="24"/>
+                <w:szCs w:val="24"/>
+                <w:lang w:val="en-US"/>
+              </w:rPr>
+              <w:t>16):</w:t>
+            </w:r>
+          </w:p>
+          <w:p>
+            <w:pPr>
+              <w:spacing w:line="360" w:lineRule="auto"/>
+              <w:rPr>
+                <w:rFonts w:ascii="Times New Roman" w:eastAsia="Times New Roman" w:hAnsi="Times New Roman" w:cs="Times New Roman"/>
+                <w:sz w:val="24"/>
+                <w:szCs w:val="24"/>
+                <w:lang w:val="en-US"/>
+              </w:rPr>
+            </w:pPr>
+            <w:r>
+              <w:rPr>
+                <w:rFonts w:ascii="Times New Roman" w:eastAsia="Times New Roman" w:hAnsi="Times New Roman" w:cs="Times New Roman"/>
+                <w:sz w:val="24"/>
+                <w:szCs w:val="24"/>
+                <w:lang w:val="en-US"/>
+              </w:rPr>
+              <w:t xml:space="preserve">                </w:t>
+            </w:r>
+            <w:proofErr w:type="spellStart"/>
+            <w:r>
+              <w:rPr>
+                <w:rFonts w:ascii="Times New Roman" w:eastAsia="Times New Roman" w:hAnsi="Times New Roman" w:cs="Times New Roman"/>
+                <w:sz w:val="24"/>
+                <w:szCs w:val="24"/>
+                <w:lang w:val="en-US"/>
+              </w:rPr>
+              <w:t>world_key</w:t>
+            </w:r>
+            <w:proofErr w:type="spellEnd"/>
+            <w:r>
+              <w:rPr>
+                <w:rFonts w:ascii="Times New Roman" w:eastAsia="Times New Roman" w:hAnsi="Times New Roman" w:cs="Times New Roman"/>
+                <w:sz w:val="24"/>
+                <w:szCs w:val="24"/>
+                <w:lang w:val="en-US"/>
+              </w:rPr>
+              <w:t xml:space="preserve"> = </w:t>
+            </w:r>
+            <w:proofErr w:type="spellStart"/>
+            <w:proofErr w:type="gramStart"/>
+            <w:r>
+              <w:rPr>
+                <w:rFonts w:ascii="Times New Roman" w:eastAsia="Times New Roman" w:hAnsi="Times New Roman" w:cs="Times New Roman"/>
+                <w:sz w:val="24"/>
+                <w:szCs w:val="24"/>
+                <w:lang w:val="en-US"/>
+              </w:rPr>
+              <w:t>world.get</w:t>
+            </w:r>
+            <w:proofErr w:type="spellEnd"/>
+            <w:r>
+              <w:rPr>
+                <w:rFonts w:ascii="Times New Roman" w:eastAsia="Times New Roman" w:hAnsi="Times New Roman" w:cs="Times New Roman"/>
+                <w:sz w:val="24"/>
+                <w:szCs w:val="24"/>
+                <w:lang w:val="en-US"/>
+              </w:rPr>
+              <w:t>(</w:t>
+            </w:r>
+            <w:proofErr w:type="gramEnd"/>
+            <w:r>
+              <w:rPr>
+                <w:rFonts w:ascii="Times New Roman" w:eastAsia="Times New Roman" w:hAnsi="Times New Roman" w:cs="Times New Roman"/>
+                <w:sz w:val="24"/>
+                <w:szCs w:val="24"/>
+                <w:lang w:val="en-US"/>
+              </w:rPr>
+              <w:t xml:space="preserve">str((x, y, 0))) or </w:t>
+            </w:r>
+            <w:proofErr w:type="spellStart"/>
+            <w:r>
+              <w:rPr>
+                <w:rFonts w:ascii="Times New Roman" w:eastAsia="Times New Roman" w:hAnsi="Times New Roman" w:cs="Times New Roman"/>
+                <w:sz w:val="24"/>
+                <w:szCs w:val="24"/>
+                <w:lang w:val="en-US"/>
+              </w:rPr>
+              <w:t>world.get</w:t>
+            </w:r>
+            <w:proofErr w:type="spellEnd"/>
+            <w:r>
+              <w:rPr>
+                <w:rFonts w:ascii="Times New Roman" w:eastAsia="Times New Roman" w:hAnsi="Times New Roman" w:cs="Times New Roman"/>
+                <w:sz w:val="24"/>
+                <w:szCs w:val="24"/>
+                <w:lang w:val="en-US"/>
+              </w:rPr>
+              <w:t>(str((x, y, 1))) or None</w:t>
+            </w:r>
+          </w:p>
+          <w:p>
+            <w:pPr>
+              <w:spacing w:line="360" w:lineRule="auto"/>
+              <w:rPr>
+                <w:rFonts w:ascii="Times New Roman" w:eastAsia="Times New Roman" w:hAnsi="Times New Roman" w:cs="Times New Roman"/>
+                <w:sz w:val="24"/>
+                <w:szCs w:val="24"/>
+                <w:lang w:val="en-US"/>
+              </w:rPr>
+            </w:pPr>
+            <w:r>
+              <w:rPr>
+                <w:rFonts w:ascii="Times New Roman" w:eastAsia="Times New Roman" w:hAnsi="Times New Roman" w:cs="Times New Roman"/>
+                <w:sz w:val="24"/>
+                <w:szCs w:val="24"/>
+                <w:lang w:val="en-US"/>
+              </w:rPr>
+              <w:t xml:space="preserve">                </w:t>
+            </w:r>
+          </w:p>
+          <w:p>
+            <w:pPr>
+              <w:spacing w:line="360" w:lineRule="auto"/>
+              <w:rPr>
+                <w:rFonts w:ascii="Times New Roman" w:eastAsia="Times New Roman" w:hAnsi="Times New Roman" w:cs="Times New Roman"/>
+                <w:sz w:val="24"/>
+                <w:szCs w:val="24"/>
+                <w:lang w:val="en-US"/>
+              </w:rPr>
+            </w:pPr>
+            <w:r>
+              <w:rPr>
+                <w:rFonts w:ascii="Times New Roman" w:eastAsia="Times New Roman" w:hAnsi="Times New Roman" w:cs="Times New Roman"/>
+                <w:sz w:val="24"/>
+                <w:szCs w:val="24"/>
+                <w:lang w:val="en-US"/>
+              </w:rPr>
+              <w:t xml:space="preserve">                if </w:t>
+            </w:r>
+            <w:proofErr w:type="spellStart"/>
+            <w:proofErr w:type="gramStart"/>
+            <w:r>
+              <w:rPr>
+                <w:rFonts w:ascii="Times New Roman" w:eastAsia="Times New Roman" w:hAnsi="Times New Roman" w:cs="Times New Roman"/>
+                <w:sz w:val="24"/>
+                <w:szCs w:val="24"/>
+                <w:lang w:val="en-US"/>
+              </w:rPr>
+              <w:t>player.pos</w:t>
+            </w:r>
+            <w:proofErr w:type="spellEnd"/>
+            <w:r>
+              <w:rPr>
+                <w:rFonts w:ascii="Times New Roman" w:eastAsia="Times New Roman" w:hAnsi="Times New Roman" w:cs="Times New Roman"/>
+                <w:sz w:val="24"/>
+                <w:szCs w:val="24"/>
+                <w:lang w:val="en-US"/>
+              </w:rPr>
+              <w:t>[</w:t>
+            </w:r>
+            <w:proofErr w:type="gramEnd"/>
+            <w:r>
+              <w:rPr>
+                <w:rFonts w:ascii="Times New Roman" w:eastAsia="Times New Roman" w:hAnsi="Times New Roman" w:cs="Times New Roman"/>
+                <w:sz w:val="24"/>
+                <w:szCs w:val="24"/>
+                <w:lang w:val="en-US"/>
+              </w:rPr>
+              <w:t xml:space="preserve">0] == x and </w:t>
+            </w:r>
+            <w:proofErr w:type="spellStart"/>
+            <w:r>
+              <w:rPr>
+                <w:rFonts w:ascii="Times New Roman" w:eastAsia="Times New Roman" w:hAnsi="Times New Roman" w:cs="Times New Roman"/>
+                <w:sz w:val="24"/>
+                <w:szCs w:val="24"/>
+                <w:lang w:val="en-US"/>
+              </w:rPr>
+              <w:t>player.pos</w:t>
+            </w:r>
+            <w:proofErr w:type="spellEnd"/>
+            <w:r>
+              <w:rPr>
+                <w:rFonts w:ascii="Times New Roman" w:eastAsia="Times New Roman" w:hAnsi="Times New Roman" w:cs="Times New Roman"/>
+                <w:sz w:val="24"/>
+                <w:szCs w:val="24"/>
+                <w:lang w:val="en-US"/>
+              </w:rPr>
+              <w:t>[1] == y:</w:t>
+            </w:r>
+          </w:p>
+          <w:p>
+            <w:pPr>
+              <w:spacing w:line="360" w:lineRule="auto"/>
+              <w:rPr>
+                <w:rFonts w:ascii="Times New Roman" w:eastAsia="Times New Roman" w:hAnsi="Times New Roman" w:cs="Times New Roman"/>
+                <w:sz w:val="24"/>
+                <w:szCs w:val="24"/>
+                <w:lang w:val="en-US"/>
+              </w:rPr>
+            </w:pPr>
+            <w:r>
+              <w:rPr>
+                <w:rFonts w:ascii="Times New Roman" w:eastAsia="Times New Roman" w:hAnsi="Times New Roman" w:cs="Times New Roman"/>
+                <w:sz w:val="24"/>
+                <w:szCs w:val="24"/>
+                <w:lang w:val="en-US"/>
+              </w:rPr>
+              <w:t xml:space="preserve">                    render += </w:t>
+            </w:r>
+            <w:proofErr w:type="gramStart"/>
+            <w:r>
+              <w:rPr>
+                <w:rFonts w:ascii="Times New Roman" w:eastAsia="Times New Roman" w:hAnsi="Times New Roman" w:cs="Times New Roman"/>
+                <w:sz w:val="24"/>
+                <w:szCs w:val="24"/>
+                <w:lang w:val="en-US"/>
+              </w:rPr>
+              <w:t>atlas[</w:t>
+            </w:r>
+            <w:proofErr w:type="gramEnd"/>
+            <w:r>
+              <w:rPr>
+                <w:rFonts w:ascii="Times New Roman" w:eastAsia="Times New Roman" w:hAnsi="Times New Roman" w:cs="Times New Roman"/>
+                <w:sz w:val="24"/>
+                <w:szCs w:val="24"/>
+                <w:lang w:val="en-US"/>
+              </w:rPr>
+              <w:t>0]</w:t>
+            </w:r>
+          </w:p>
+          <w:p>
+            <w:pPr>
+              <w:spacing w:line="360" w:lineRule="auto"/>
+              <w:rPr>
+                <w:rFonts w:ascii="Times New Roman" w:eastAsia="Times New Roman" w:hAnsi="Times New Roman" w:cs="Times New Roman"/>
+                <w:sz w:val="24"/>
+                <w:szCs w:val="24"/>
+                <w:lang w:val="en-US"/>
+              </w:rPr>
+            </w:pPr>
+            <w:r>
+              <w:rPr>
+                <w:rFonts w:ascii="Times New Roman" w:eastAsia="Times New Roman" w:hAnsi="Times New Roman" w:cs="Times New Roman"/>
+                <w:sz w:val="24"/>
+                <w:szCs w:val="24"/>
+                <w:lang w:val="en-US"/>
+              </w:rPr>
+              <w:t xml:space="preserve">                </w:t>
+            </w:r>
+            <w:proofErr w:type="spellStart"/>
+            <w:r>
+              <w:rPr>
+                <w:rFonts w:ascii="Times New Roman" w:eastAsia="Times New Roman" w:hAnsi="Times New Roman" w:cs="Times New Roman"/>
+                <w:sz w:val="24"/>
+                <w:szCs w:val="24"/>
+                <w:lang w:val="en-US"/>
+              </w:rPr>
+              <w:t>elif</w:t>
+            </w:r>
+            <w:proofErr w:type="spellEnd"/>
+            <w:r>
+              <w:rPr>
+                <w:rFonts w:ascii="Times New Roman" w:eastAsia="Times New Roman" w:hAnsi="Times New Roman" w:cs="Times New Roman"/>
+                <w:sz w:val="24"/>
+                <w:szCs w:val="24"/>
+                <w:lang w:val="en-US"/>
+              </w:rPr>
+              <w:t xml:space="preserve"> </w:t>
+            </w:r>
+            <w:proofErr w:type="spellStart"/>
+            <w:r>
+              <w:rPr>
+                <w:rFonts w:ascii="Times New Roman" w:eastAsia="Times New Roman" w:hAnsi="Times New Roman" w:cs="Times New Roman"/>
+                <w:sz w:val="24"/>
+                <w:szCs w:val="24"/>
+                <w:lang w:val="en-US"/>
+              </w:rPr>
+              <w:t>world_</w:t>
+            </w:r>
+            <w:proofErr w:type="gramStart"/>
+            <w:r>
+              <w:rPr>
+                <w:rFonts w:ascii="Times New Roman" w:eastAsia="Times New Roman" w:hAnsi="Times New Roman" w:cs="Times New Roman"/>
+                <w:sz w:val="24"/>
+                <w:szCs w:val="24"/>
+                <w:lang w:val="en-US"/>
+              </w:rPr>
+              <w:t>key</w:t>
+            </w:r>
+            <w:proofErr w:type="spellEnd"/>
+            <w:r>
+              <w:rPr>
+                <w:rFonts w:ascii="Times New Roman" w:eastAsia="Times New Roman" w:hAnsi="Times New Roman" w:cs="Times New Roman"/>
+                <w:sz w:val="24"/>
+                <w:szCs w:val="24"/>
+                <w:lang w:val="en-US"/>
+              </w:rPr>
+              <w:t xml:space="preserve"> !</w:t>
+            </w:r>
+            <w:proofErr w:type="gramEnd"/>
+            <w:r>
+              <w:rPr>
+                <w:rFonts w:ascii="Times New Roman" w:eastAsia="Times New Roman" w:hAnsi="Times New Roman" w:cs="Times New Roman"/>
+                <w:sz w:val="24"/>
+                <w:szCs w:val="24"/>
+                <w:lang w:val="en-US"/>
+              </w:rPr>
+              <w:t>= None:</w:t>
+            </w:r>
+          </w:p>
+          <w:p>
+            <w:pPr>
+              <w:spacing w:line="360" w:lineRule="auto"/>
+              <w:rPr>
+                <w:rFonts w:ascii="Times New Roman" w:eastAsia="Times New Roman" w:hAnsi="Times New Roman" w:cs="Times New Roman"/>
+                <w:sz w:val="24"/>
+                <w:szCs w:val="24"/>
+                <w:lang w:val="en-US"/>
+              </w:rPr>
+            </w:pPr>
+            <w:r>
+              <w:rPr>
+                <w:rFonts w:ascii="Times New Roman" w:eastAsia="Times New Roman" w:hAnsi="Times New Roman" w:cs="Times New Roman"/>
+                <w:sz w:val="24"/>
+                <w:szCs w:val="24"/>
+                <w:lang w:val="en-US"/>
+              </w:rPr>
+              <w:t xml:space="preserve">                    target = </w:t>
+            </w:r>
+            <w:proofErr w:type="spellStart"/>
+            <w:r>
+              <w:rPr>
+                <w:rFonts w:ascii="Times New Roman" w:eastAsia="Times New Roman" w:hAnsi="Times New Roman" w:cs="Times New Roman"/>
+                <w:sz w:val="24"/>
+                <w:szCs w:val="24"/>
+                <w:lang w:val="en-US"/>
+              </w:rPr>
+              <w:t>world_key</w:t>
+            </w:r>
+            <w:proofErr w:type="spellEnd"/>
+          </w:p>
+          <w:p>
+            <w:pPr>
+              <w:spacing w:line="360" w:lineRule="auto"/>
+              <w:rPr>
+                <w:rFonts w:ascii="Times New Roman" w:eastAsia="Times New Roman" w:hAnsi="Times New Roman" w:cs="Times New Roman"/>
+                <w:sz w:val="24"/>
+                <w:szCs w:val="24"/>
+                <w:lang w:val="en-US"/>
+              </w:rPr>
+            </w:pPr>
+            <w:r>
+              <w:rPr>
+                <w:rFonts w:ascii="Times New Roman" w:eastAsia="Times New Roman" w:hAnsi="Times New Roman" w:cs="Times New Roman"/>
+                <w:sz w:val="24"/>
+                <w:szCs w:val="24"/>
+                <w:lang w:val="en-US"/>
+              </w:rPr>
+              <w:t xml:space="preserve">                    if </w:t>
+            </w:r>
+            <w:proofErr w:type="spellStart"/>
+            <w:proofErr w:type="gramStart"/>
+            <w:r>
+              <w:rPr>
+                <w:rFonts w:ascii="Times New Roman" w:eastAsia="Times New Roman" w:hAnsi="Times New Roman" w:cs="Times New Roman"/>
+                <w:sz w:val="24"/>
+                <w:szCs w:val="24"/>
+                <w:lang w:val="en-US"/>
+              </w:rPr>
+              <w:t>target.get</w:t>
+            </w:r>
+            <w:proofErr w:type="spellEnd"/>
+            <w:r>
+              <w:rPr>
+                <w:rFonts w:ascii="Times New Roman" w:eastAsia="Times New Roman" w:hAnsi="Times New Roman" w:cs="Times New Roman"/>
+                <w:sz w:val="24"/>
+                <w:szCs w:val="24"/>
+                <w:lang w:val="en-US"/>
+              </w:rPr>
+              <w:t>(</w:t>
+            </w:r>
+            <w:proofErr w:type="gramEnd"/>
+            <w:r>
+              <w:rPr>
+                <w:rFonts w:ascii="Times New Roman" w:eastAsia="Times New Roman" w:hAnsi="Times New Roman" w:cs="Times New Roman"/>
+                <w:sz w:val="24"/>
+                <w:szCs w:val="24"/>
+                <w:lang w:val="en-US"/>
+              </w:rPr>
+              <w:t>'active', True):</w:t>
+            </w:r>
+          </w:p>
+          <w:p>
+            <w:pPr>
+              <w:spacing w:line="360" w:lineRule="auto"/>
+              <w:rPr>
+                <w:rFonts w:ascii="Times New Roman" w:eastAsia="Times New Roman" w:hAnsi="Times New Roman" w:cs="Times New Roman"/>
+                <w:sz w:val="24"/>
+                <w:szCs w:val="24"/>
+                <w:lang w:val="en-US"/>
+              </w:rPr>
+            </w:pPr>
+            <w:r>
+              <w:rPr>
+                <w:rFonts w:ascii="Times New Roman" w:eastAsia="Times New Roman" w:hAnsi="Times New Roman" w:cs="Times New Roman"/>
+                <w:sz w:val="24"/>
+                <w:szCs w:val="24"/>
+                <w:lang w:val="en-US"/>
+              </w:rPr>
+              <w:t xml:space="preserve">                        if type(target['sprite'][0]) == int:</w:t>
+            </w:r>
+          </w:p>
+          <w:p>
+            <w:pPr>
+              <w:spacing w:line="360" w:lineRule="auto"/>
+              <w:rPr>
+                <w:rFonts w:ascii="Times New Roman" w:eastAsia="Times New Roman" w:hAnsi="Times New Roman" w:cs="Times New Roman"/>
+                <w:sz w:val="24"/>
+                <w:szCs w:val="24"/>
+                <w:lang w:val="en-US"/>
+              </w:rPr>
+            </w:pPr>
+            <w:r>
+              <w:rPr>
+                <w:rFonts w:ascii="Times New Roman" w:eastAsia="Times New Roman" w:hAnsi="Times New Roman" w:cs="Times New Roman"/>
+                <w:sz w:val="24"/>
+                <w:szCs w:val="24"/>
+                <w:lang w:val="en-US"/>
+              </w:rPr>
+              <w:t xml:space="preserve">                            render += </w:t>
+            </w:r>
+            <w:proofErr w:type="spellStart"/>
+            <w:r>
+              <w:rPr>
+                <w:rFonts w:ascii="Times New Roman" w:eastAsia="Times New Roman" w:hAnsi="Times New Roman" w:cs="Times New Roman"/>
+                <w:sz w:val="24"/>
+                <w:szCs w:val="24"/>
+                <w:lang w:val="en-US"/>
+              </w:rPr>
+              <w:t>paint_str</w:t>
+            </w:r>
+            <w:proofErr w:type="spellEnd"/>
+            <w:r>
+              <w:rPr>
+                <w:rFonts w:ascii="Times New Roman" w:eastAsia="Times New Roman" w:hAnsi="Times New Roman" w:cs="Times New Roman"/>
+                <w:sz w:val="24"/>
+                <w:szCs w:val="24"/>
+                <w:lang w:val="en-US"/>
+              </w:rPr>
+              <w:t>(target['color'], atlas[target['sprite'][0]])</w:t>
+            </w:r>
+          </w:p>
+          <w:p>
+            <w:pPr>
+              <w:spacing w:line="360" w:lineRule="auto"/>
+              <w:rPr>
+                <w:rFonts w:ascii="Times New Roman" w:eastAsia="Times New Roman" w:hAnsi="Times New Roman" w:cs="Times New Roman"/>
+                <w:sz w:val="24"/>
+                <w:szCs w:val="24"/>
+                <w:lang w:val="en-US"/>
+              </w:rPr>
+            </w:pPr>
+            <w:r>
+              <w:rPr>
+                <w:rFonts w:ascii="Times New Roman" w:eastAsia="Times New Roman" w:hAnsi="Times New Roman" w:cs="Times New Roman"/>
+                <w:sz w:val="24"/>
+                <w:szCs w:val="24"/>
+                <w:lang w:val="en-US"/>
+              </w:rPr>
+              <w:t xml:space="preserve">                        else:</w:t>
+            </w:r>
+          </w:p>
+          <w:p>
+            <w:pPr>
+              <w:spacing w:line="360" w:lineRule="auto"/>
+              <w:rPr>
+                <w:rFonts w:ascii="Times New Roman" w:eastAsia="Times New Roman" w:hAnsi="Times New Roman" w:cs="Times New Roman"/>
+                <w:sz w:val="24"/>
+                <w:szCs w:val="24"/>
+                <w:lang w:val="en-US"/>
+              </w:rPr>
+            </w:pPr>
+            <w:r>
+              <w:rPr>
+                <w:rFonts w:ascii="Times New Roman" w:eastAsia="Times New Roman" w:hAnsi="Times New Roman" w:cs="Times New Roman"/>
+                <w:sz w:val="24"/>
+                <w:szCs w:val="24"/>
+                <w:lang w:val="en-US"/>
+              </w:rPr>
+              <w:t xml:space="preserve">                            render += </w:t>
+            </w:r>
+            <w:proofErr w:type="spellStart"/>
+            <w:r>
+              <w:rPr>
+                <w:rFonts w:ascii="Times New Roman" w:eastAsia="Times New Roman" w:hAnsi="Times New Roman" w:cs="Times New Roman"/>
+                <w:sz w:val="24"/>
+                <w:szCs w:val="24"/>
+                <w:lang w:val="en-US"/>
+              </w:rPr>
+              <w:t>paint_str</w:t>
+            </w:r>
+            <w:proofErr w:type="spellEnd"/>
+            <w:r>
+              <w:rPr>
+                <w:rFonts w:ascii="Times New Roman" w:eastAsia="Times New Roman" w:hAnsi="Times New Roman" w:cs="Times New Roman"/>
+                <w:sz w:val="24"/>
+                <w:szCs w:val="24"/>
+                <w:lang w:val="en-US"/>
+              </w:rPr>
+              <w:t>(target['color'], target['sprite'][0])</w:t>
+            </w:r>
+          </w:p>
+          <w:p>
+            <w:pPr>
+              <w:spacing w:line="360" w:lineRule="auto"/>
+              <w:rPr>
+                <w:rFonts w:ascii="Times New Roman" w:eastAsia="Times New Roman" w:hAnsi="Times New Roman" w:cs="Times New Roman"/>
+                <w:sz w:val="24"/>
+                <w:szCs w:val="24"/>
+                <w:lang w:val="en-US"/>
+              </w:rPr>
+            </w:pPr>
+            <w:r>
+              <w:rPr>
+                <w:rFonts w:ascii="Times New Roman" w:eastAsia="Times New Roman" w:hAnsi="Times New Roman" w:cs="Times New Roman"/>
+                <w:sz w:val="24"/>
+                <w:szCs w:val="24"/>
+                <w:lang w:val="en-US"/>
+              </w:rPr>
+              <w:t xml:space="preserve">                    else:</w:t>
+            </w:r>
+          </w:p>
+          <w:p>
+            <w:pPr>
+              <w:spacing w:line="360" w:lineRule="auto"/>
+              <w:rPr>
+                <w:rFonts w:ascii="Times New Roman" w:eastAsia="Times New Roman" w:hAnsi="Times New Roman" w:cs="Times New Roman"/>
+                <w:sz w:val="24"/>
+                <w:szCs w:val="24"/>
+                <w:lang w:val="en-US"/>
+              </w:rPr>
+            </w:pPr>
+            <w:r>
+              <w:rPr>
+                <w:rFonts w:ascii="Times New Roman" w:eastAsia="Times New Roman" w:hAnsi="Times New Roman" w:cs="Times New Roman"/>
+                <w:sz w:val="24"/>
+                <w:szCs w:val="24"/>
+                <w:lang w:val="en-US"/>
+              </w:rPr>
+              <w:t xml:space="preserve">                        if type(target['sprite'][1]) == int:</w:t>
+            </w:r>
+          </w:p>
+          <w:p>
+            <w:pPr>
+              <w:spacing w:line="360" w:lineRule="auto"/>
+              <w:rPr>
+                <w:rFonts w:ascii="Times New Roman" w:eastAsia="Times New Roman" w:hAnsi="Times New Roman" w:cs="Times New Roman"/>
+                <w:sz w:val="24"/>
+                <w:szCs w:val="24"/>
+                <w:lang w:val="en-US"/>
+              </w:rPr>
+            </w:pPr>
+            <w:r>
+              <w:rPr>
+                <w:rFonts w:ascii="Times New Roman" w:eastAsia="Times New Roman" w:hAnsi="Times New Roman" w:cs="Times New Roman"/>
+                <w:sz w:val="24"/>
+                <w:szCs w:val="24"/>
+                <w:lang w:val="en-US"/>
+              </w:rPr>
+              <w:t xml:space="preserve">                            render += </w:t>
+            </w:r>
+            <w:proofErr w:type="spellStart"/>
+            <w:r>
+              <w:rPr>
+                <w:rFonts w:ascii="Times New Roman" w:eastAsia="Times New Roman" w:hAnsi="Times New Roman" w:cs="Times New Roman"/>
+                <w:sz w:val="24"/>
+                <w:szCs w:val="24"/>
+                <w:lang w:val="en-US"/>
+              </w:rPr>
+              <w:t>paint_str</w:t>
+            </w:r>
+            <w:proofErr w:type="spellEnd"/>
+            <w:r>
+              <w:rPr>
+                <w:rFonts w:ascii="Times New Roman" w:eastAsia="Times New Roman" w:hAnsi="Times New Roman" w:cs="Times New Roman"/>
+                <w:sz w:val="24"/>
+                <w:szCs w:val="24"/>
+                <w:lang w:val="en-US"/>
+              </w:rPr>
+              <w:t>(target['color'], atlas[target['sprite'][1]])</w:t>
+            </w:r>
+          </w:p>
+          <w:p>
+            <w:pPr>
+              <w:spacing w:line="360" w:lineRule="auto"/>
+              <w:rPr>
+                <w:rFonts w:ascii="Times New Roman" w:eastAsia="Times New Roman" w:hAnsi="Times New Roman" w:cs="Times New Roman"/>
+                <w:sz w:val="24"/>
+                <w:szCs w:val="24"/>
+                <w:lang w:val="en-US"/>
+              </w:rPr>
+            </w:pPr>
+            <w:r>
+              <w:rPr>
+                <w:rFonts w:ascii="Times New Roman" w:eastAsia="Times New Roman" w:hAnsi="Times New Roman" w:cs="Times New Roman"/>
+                <w:sz w:val="24"/>
+                <w:szCs w:val="24"/>
+                <w:lang w:val="en-US"/>
+              </w:rPr>
+              <w:t xml:space="preserve">                        else:</w:t>
+            </w:r>
+          </w:p>
+          <w:p>
+            <w:pPr>
+              <w:spacing w:line="360" w:lineRule="auto"/>
+              <w:rPr>
+                <w:rFonts w:ascii="Times New Roman" w:eastAsia="Times New Roman" w:hAnsi="Times New Roman" w:cs="Times New Roman"/>
+                <w:sz w:val="24"/>
+                <w:szCs w:val="24"/>
+                <w:lang w:val="en-US"/>
+              </w:rPr>
+            </w:pPr>
+            <w:r>
+              <w:rPr>
+                <w:rFonts w:ascii="Times New Roman" w:eastAsia="Times New Roman" w:hAnsi="Times New Roman" w:cs="Times New Roman"/>
+                <w:sz w:val="24"/>
+                <w:szCs w:val="24"/>
+                <w:lang w:val="en-US"/>
+              </w:rPr>
+              <w:t xml:space="preserve">                            render += </w:t>
+            </w:r>
+            <w:proofErr w:type="spellStart"/>
+            <w:r>
+              <w:rPr>
+                <w:rFonts w:ascii="Times New Roman" w:eastAsia="Times New Roman" w:hAnsi="Times New Roman" w:cs="Times New Roman"/>
+                <w:sz w:val="24"/>
+                <w:szCs w:val="24"/>
+                <w:lang w:val="en-US"/>
+              </w:rPr>
+              <w:t>paint_str</w:t>
+            </w:r>
+            <w:proofErr w:type="spellEnd"/>
+            <w:r>
+              <w:rPr>
+                <w:rFonts w:ascii="Times New Roman" w:eastAsia="Times New Roman" w:hAnsi="Times New Roman" w:cs="Times New Roman"/>
+                <w:sz w:val="24"/>
+                <w:szCs w:val="24"/>
+                <w:lang w:val="en-US"/>
+              </w:rPr>
+              <w:t>(target['color'], target['sprite'][1])</w:t>
+            </w:r>
+          </w:p>
+          <w:p>
+            <w:pPr>
+              <w:spacing w:line="360" w:lineRule="auto"/>
+              <w:rPr>
+                <w:rFonts w:ascii="Times New Roman" w:eastAsia="Times New Roman" w:hAnsi="Times New Roman" w:cs="Times New Roman"/>
+                <w:sz w:val="24"/>
+                <w:szCs w:val="24"/>
+                <w:lang w:val="en-US"/>
+              </w:rPr>
+            </w:pPr>
+            <w:r>
+              <w:rPr>
+                <w:rFonts w:ascii="Times New Roman" w:eastAsia="Times New Roman" w:hAnsi="Times New Roman" w:cs="Times New Roman"/>
+                <w:sz w:val="24"/>
+                <w:szCs w:val="24"/>
+                <w:lang w:val="en-US"/>
+              </w:rPr>
+              <w:t xml:space="preserve">                else:</w:t>
+            </w:r>
+          </w:p>
+          <w:p>
+            <w:pPr>
+              <w:spacing w:line="360" w:lineRule="auto"/>
+              <w:rPr>
+                <w:rFonts w:ascii="Times New Roman" w:eastAsia="Times New Roman" w:hAnsi="Times New Roman" w:cs="Times New Roman"/>
+                <w:sz w:val="24"/>
+                <w:szCs w:val="24"/>
+                <w:lang w:val="en-US"/>
+              </w:rPr>
+            </w:pPr>
+            <w:r>
+              <w:rPr>
+                <w:rFonts w:ascii="Times New Roman" w:eastAsia="Times New Roman" w:hAnsi="Times New Roman" w:cs="Times New Roman"/>
+                <w:sz w:val="24"/>
+                <w:szCs w:val="24"/>
+                <w:lang w:val="en-US"/>
+              </w:rPr>
+              <w:t xml:space="preserve">                    render += '.'</w:t>
+            </w:r>
+          </w:p>
+          <w:p>
+            <w:pPr>
+              <w:spacing w:line="360" w:lineRule="auto"/>
+              <w:rPr>
+                <w:rFonts w:ascii="Times New Roman" w:eastAsia="Times New Roman" w:hAnsi="Times New Roman" w:cs="Times New Roman"/>
+                <w:sz w:val="24"/>
+                <w:szCs w:val="24"/>
+                <w:lang w:val="en-US"/>
+              </w:rPr>
+            </w:pPr>
+            <w:r>
+              <w:rPr>
+                <w:rFonts w:ascii="Times New Roman" w:eastAsia="Times New Roman" w:hAnsi="Times New Roman" w:cs="Times New Roman"/>
+                <w:sz w:val="24"/>
+                <w:szCs w:val="24"/>
+                <w:lang w:val="en-US"/>
+              </w:rPr>
+              <w:t xml:space="preserve">                render += ' '</w:t>
+            </w:r>
+          </w:p>
+          <w:p>
+            <w:pPr>
+              <w:spacing w:line="360" w:lineRule="auto"/>
+              <w:rPr>
+                <w:rFonts w:ascii="Times New Roman" w:eastAsia="Times New Roman" w:hAnsi="Times New Roman" w:cs="Times New Roman"/>
+                <w:sz w:val="24"/>
+                <w:szCs w:val="24"/>
+              </w:rPr>
+            </w:pPr>
+            <w:r>
+              <w:rPr>
+                <w:rFonts w:ascii="Times New Roman" w:eastAsia="Times New Roman" w:hAnsi="Times New Roman" w:cs="Times New Roman"/>
+                <w:sz w:val="24"/>
+                <w:szCs w:val="24"/>
+                <w:lang w:val="en-US"/>
+              </w:rPr>
+              <w:t xml:space="preserve">            </w:t>
+            </w:r>
+            <w:proofErr w:type="spellStart"/>
+            <w:r>
+              <w:rPr>
+                <w:rFonts w:ascii="Times New Roman" w:eastAsia="Times New Roman" w:hAnsi="Times New Roman" w:cs="Times New Roman"/>
+                <w:sz w:val="24"/>
+                <w:szCs w:val="24"/>
+              </w:rPr>
+              <w:t>render</w:t>
+            </w:r>
+            <w:proofErr w:type="spellEnd"/>
+            <w:r>
+              <w:rPr>
+                <w:rFonts w:ascii="Times New Roman" w:eastAsia="Times New Roman" w:hAnsi="Times New Roman" w:cs="Times New Roman"/>
+                <w:sz w:val="24"/>
+                <w:szCs w:val="24"/>
+              </w:rPr>
+              <w:t xml:space="preserve"> += '\n'</w:t>
+            </w:r>
+          </w:p>
+          <w:p>
+            <w:pPr>
+              <w:spacing w:line="360" w:lineRule="auto"/>
+              <w:rPr>
+                <w:rFonts w:ascii="Times New Roman" w:eastAsia="Times New Roman" w:hAnsi="Times New Roman" w:cs="Times New Roman"/>
+                <w:sz w:val="24"/>
+                <w:szCs w:val="24"/>
+              </w:rPr>
+            </w:pPr>
+            <w:r>
+              <w:rPr>
+                <w:rFonts w:ascii="Times New Roman" w:eastAsia="Times New Roman" w:hAnsi="Times New Roman" w:cs="Times New Roman"/>
+                <w:sz w:val="24"/>
+                <w:szCs w:val="24"/>
+              </w:rPr>
+              <w:t xml:space="preserve">            </w:t>
+            </w:r>
+          </w:p>
+          <w:p>
+            <w:pPr>
+              <w:spacing w:line="360" w:lineRule="auto"/>
+              <w:rPr>
+                <w:rFonts w:ascii="Times New Roman" w:eastAsia="Times New Roman" w:hAnsi="Times New Roman" w:cs="Times New Roman"/>
+                <w:sz w:val="24"/>
+                <w:szCs w:val="24"/>
+                <w:lang w:val="en-US"/>
+              </w:rPr>
+            </w:pPr>
+            <w:r>
+              <w:rPr>
+                <w:rFonts w:ascii="Times New Roman" w:eastAsia="Times New Roman" w:hAnsi="Times New Roman" w:cs="Times New Roman"/>
+                <w:sz w:val="24"/>
+                <w:szCs w:val="24"/>
+              </w:rPr>
+              <w:lastRenderedPageBreak/>
+              <w:t xml:space="preserve">        </w:t>
+            </w:r>
+            <w:r>
+              <w:rPr>
+                <w:rFonts w:ascii="Times New Roman" w:eastAsia="Times New Roman" w:hAnsi="Times New Roman" w:cs="Times New Roman"/>
+                <w:sz w:val="24"/>
+                <w:szCs w:val="24"/>
+                <w:lang w:val="en-US"/>
+              </w:rPr>
+              <w:t>if mode == 'editor':</w:t>
+            </w:r>
+          </w:p>
+          <w:p>
+            <w:pPr>
+              <w:spacing w:line="360" w:lineRule="auto"/>
+              <w:rPr>
+                <w:rFonts w:ascii="Times New Roman" w:eastAsia="Times New Roman" w:hAnsi="Times New Roman" w:cs="Times New Roman"/>
+                <w:sz w:val="24"/>
+                <w:szCs w:val="24"/>
+                <w:lang w:val="en-US"/>
+              </w:rPr>
+            </w:pPr>
+            <w:r>
+              <w:rPr>
+                <w:rFonts w:ascii="Times New Roman" w:eastAsia="Times New Roman" w:hAnsi="Times New Roman" w:cs="Times New Roman"/>
+                <w:sz w:val="24"/>
+                <w:szCs w:val="24"/>
+                <w:lang w:val="en-US"/>
+              </w:rPr>
+              <w:t xml:space="preserve">            render += f"\</w:t>
+            </w:r>
+            <w:proofErr w:type="gramStart"/>
+            <w:r>
+              <w:rPr>
+                <w:rFonts w:ascii="Times New Roman" w:eastAsia="Times New Roman" w:hAnsi="Times New Roman" w:cs="Times New Roman"/>
+                <w:sz w:val="24"/>
+                <w:szCs w:val="24"/>
+                <w:lang w:val="en-US"/>
+              </w:rPr>
+              <w:t>n[</w:t>
+            </w:r>
+            <w:proofErr w:type="gramEnd"/>
+            <w:r>
+              <w:rPr>
+                <w:rFonts w:ascii="Times New Roman" w:eastAsia="Times New Roman" w:hAnsi="Times New Roman" w:cs="Times New Roman"/>
+                <w:sz w:val="24"/>
+                <w:szCs w:val="24"/>
+                <w:lang w:val="en-US"/>
+              </w:rPr>
+              <w:t xml:space="preserve"> </w:t>
+            </w:r>
+            <w:r>
+              <w:rPr>
+                <w:rFonts w:ascii="Times New Roman" w:eastAsia="Times New Roman" w:hAnsi="Times New Roman" w:cs="Times New Roman"/>
+                <w:sz w:val="24"/>
+                <w:szCs w:val="24"/>
+              </w:rPr>
+              <w:t>РЕДАКТОР</w:t>
+            </w:r>
+            <w:r>
+              <w:rPr>
+                <w:rFonts w:ascii="Times New Roman" w:eastAsia="Times New Roman" w:hAnsi="Times New Roman" w:cs="Times New Roman"/>
+                <w:sz w:val="24"/>
+                <w:szCs w:val="24"/>
+                <w:lang w:val="en-US"/>
+              </w:rPr>
+              <w:t xml:space="preserve"> ] X:{player.pos[0]} Y:{player.pos[1]} </w:t>
+            </w:r>
+            <w:proofErr w:type="spellStart"/>
+            <w:r>
+              <w:rPr>
+                <w:rFonts w:ascii="Times New Roman" w:eastAsia="Times New Roman" w:hAnsi="Times New Roman" w:cs="Times New Roman"/>
+                <w:sz w:val="24"/>
+                <w:szCs w:val="24"/>
+                <w:lang w:val="en-US"/>
+              </w:rPr>
+              <w:t>Sel_L</w:t>
+            </w:r>
+            <w:proofErr w:type="spellEnd"/>
+            <w:r>
+              <w:rPr>
+                <w:rFonts w:ascii="Times New Roman" w:eastAsia="Times New Roman" w:hAnsi="Times New Roman" w:cs="Times New Roman"/>
+                <w:sz w:val="24"/>
+                <w:szCs w:val="24"/>
+                <w:lang w:val="en-US"/>
+              </w:rPr>
+              <w:t>:{sell}\n"</w:t>
+            </w:r>
+          </w:p>
+          <w:p>
+            <w:pPr>
+              <w:spacing w:line="360" w:lineRule="auto"/>
+              <w:rPr>
+                <w:rFonts w:ascii="Times New Roman" w:eastAsia="Times New Roman" w:hAnsi="Times New Roman" w:cs="Times New Roman"/>
+                <w:sz w:val="24"/>
+                <w:szCs w:val="24"/>
+                <w:lang w:val="en-US"/>
+              </w:rPr>
+            </w:pPr>
+            <w:r>
+              <w:rPr>
+                <w:rFonts w:ascii="Times New Roman" w:eastAsia="Times New Roman" w:hAnsi="Times New Roman" w:cs="Times New Roman"/>
+                <w:sz w:val="24"/>
+                <w:szCs w:val="24"/>
+                <w:lang w:val="en-US"/>
+              </w:rPr>
+              <w:t xml:space="preserve">            render += f"\</w:t>
+            </w:r>
+            <w:proofErr w:type="spellStart"/>
+            <w:r>
+              <w:rPr>
+                <w:rFonts w:ascii="Times New Roman" w:eastAsia="Times New Roman" w:hAnsi="Times New Roman" w:cs="Times New Roman"/>
+                <w:sz w:val="24"/>
+                <w:szCs w:val="24"/>
+                <w:lang w:val="en-US"/>
+              </w:rPr>
+              <w:t>nStanding</w:t>
+            </w:r>
+            <w:proofErr w:type="spellEnd"/>
+            <w:r>
+              <w:rPr>
+                <w:rFonts w:ascii="Times New Roman" w:eastAsia="Times New Roman" w:hAnsi="Times New Roman" w:cs="Times New Roman"/>
+                <w:sz w:val="24"/>
+                <w:szCs w:val="24"/>
+                <w:lang w:val="en-US"/>
+              </w:rPr>
+              <w:t xml:space="preserve"> on: {</w:t>
+            </w:r>
+            <w:proofErr w:type="spellStart"/>
+            <w:r>
+              <w:rPr>
+                <w:rFonts w:ascii="Times New Roman" w:eastAsia="Times New Roman" w:hAnsi="Times New Roman" w:cs="Times New Roman"/>
+                <w:sz w:val="24"/>
+                <w:szCs w:val="24"/>
+                <w:lang w:val="en-US"/>
+              </w:rPr>
+              <w:t>world.get</w:t>
+            </w:r>
+            <w:proofErr w:type="spellEnd"/>
+            <w:r>
+              <w:rPr>
+                <w:rFonts w:ascii="Times New Roman" w:eastAsia="Times New Roman" w:hAnsi="Times New Roman" w:cs="Times New Roman"/>
+                <w:sz w:val="24"/>
+                <w:szCs w:val="24"/>
+                <w:lang w:val="en-US"/>
+              </w:rPr>
+              <w:t>(str((</w:t>
+            </w:r>
+            <w:proofErr w:type="spellStart"/>
+            <w:proofErr w:type="gramStart"/>
+            <w:r>
+              <w:rPr>
+                <w:rFonts w:ascii="Times New Roman" w:eastAsia="Times New Roman" w:hAnsi="Times New Roman" w:cs="Times New Roman"/>
+                <w:sz w:val="24"/>
+                <w:szCs w:val="24"/>
+                <w:lang w:val="en-US"/>
+              </w:rPr>
+              <w:t>player.pos</w:t>
+            </w:r>
+            <w:proofErr w:type="spellEnd"/>
+            <w:r>
+              <w:rPr>
+                <w:rFonts w:ascii="Times New Roman" w:eastAsia="Times New Roman" w:hAnsi="Times New Roman" w:cs="Times New Roman"/>
+                <w:sz w:val="24"/>
+                <w:szCs w:val="24"/>
+                <w:lang w:val="en-US"/>
+              </w:rPr>
+              <w:t>[</w:t>
+            </w:r>
+            <w:proofErr w:type="gramEnd"/>
+            <w:r>
+              <w:rPr>
+                <w:rFonts w:ascii="Times New Roman" w:eastAsia="Times New Roman" w:hAnsi="Times New Roman" w:cs="Times New Roman"/>
+                <w:sz w:val="24"/>
+                <w:szCs w:val="24"/>
+                <w:lang w:val="en-US"/>
+              </w:rPr>
+              <w:t xml:space="preserve">0], </w:t>
+            </w:r>
+            <w:proofErr w:type="spellStart"/>
+            <w:r>
+              <w:rPr>
+                <w:rFonts w:ascii="Times New Roman" w:eastAsia="Times New Roman" w:hAnsi="Times New Roman" w:cs="Times New Roman"/>
+                <w:sz w:val="24"/>
+                <w:szCs w:val="24"/>
+                <w:lang w:val="en-US"/>
+              </w:rPr>
+              <w:t>player.pos</w:t>
+            </w:r>
+            <w:proofErr w:type="spellEnd"/>
+            <w:r>
+              <w:rPr>
+                <w:rFonts w:ascii="Times New Roman" w:eastAsia="Times New Roman" w:hAnsi="Times New Roman" w:cs="Times New Roman"/>
+                <w:sz w:val="24"/>
+                <w:szCs w:val="24"/>
+                <w:lang w:val="en-US"/>
+              </w:rPr>
+              <w:t>[1], sell))) or 'Nothing'}"</w:t>
+            </w:r>
+          </w:p>
+          <w:p>
+            <w:pPr>
+              <w:spacing w:line="360" w:lineRule="auto"/>
+              <w:rPr>
+                <w:rFonts w:ascii="Times New Roman" w:eastAsia="Times New Roman" w:hAnsi="Times New Roman" w:cs="Times New Roman"/>
+                <w:sz w:val="24"/>
+                <w:szCs w:val="24"/>
+                <w:lang w:val="en-US"/>
+              </w:rPr>
+            </w:pPr>
+            <w:r>
+              <w:rPr>
+                <w:rFonts w:ascii="Times New Roman" w:eastAsia="Times New Roman" w:hAnsi="Times New Roman" w:cs="Times New Roman"/>
+                <w:sz w:val="24"/>
+                <w:szCs w:val="24"/>
+                <w:lang w:val="en-US"/>
+              </w:rPr>
+              <w:t xml:space="preserve">            render += f"\</w:t>
+            </w:r>
+            <w:proofErr w:type="spellStart"/>
+            <w:r>
+              <w:rPr>
+                <w:rFonts w:ascii="Times New Roman" w:eastAsia="Times New Roman" w:hAnsi="Times New Roman" w:cs="Times New Roman"/>
+                <w:sz w:val="24"/>
+                <w:szCs w:val="24"/>
+                <w:lang w:val="en-US"/>
+              </w:rPr>
+              <w:t>nSelected</w:t>
+            </w:r>
+            <w:proofErr w:type="spellEnd"/>
+            <w:r>
+              <w:rPr>
+                <w:rFonts w:ascii="Times New Roman" w:eastAsia="Times New Roman" w:hAnsi="Times New Roman" w:cs="Times New Roman"/>
+                <w:sz w:val="24"/>
+                <w:szCs w:val="24"/>
+                <w:lang w:val="en-US"/>
+              </w:rPr>
+              <w:t>: {</w:t>
+            </w:r>
+            <w:proofErr w:type="spellStart"/>
+            <w:r>
+              <w:rPr>
+                <w:rFonts w:ascii="Times New Roman" w:eastAsia="Times New Roman" w:hAnsi="Times New Roman" w:cs="Times New Roman"/>
+                <w:sz w:val="24"/>
+                <w:szCs w:val="24"/>
+                <w:lang w:val="en-US"/>
+              </w:rPr>
+              <w:t>sel</w:t>
+            </w:r>
+            <w:proofErr w:type="spellEnd"/>
+            <w:r>
+              <w:rPr>
+                <w:rFonts w:ascii="Times New Roman" w:eastAsia="Times New Roman" w:hAnsi="Times New Roman" w:cs="Times New Roman"/>
+                <w:sz w:val="24"/>
+                <w:szCs w:val="24"/>
+                <w:lang w:val="en-US"/>
+              </w:rPr>
+              <w:t>}"</w:t>
+            </w:r>
+          </w:p>
+          <w:p>
+            <w:pPr>
+              <w:spacing w:line="360" w:lineRule="auto"/>
+              <w:rPr>
+                <w:rFonts w:ascii="Times New Roman" w:eastAsia="Times New Roman" w:hAnsi="Times New Roman" w:cs="Times New Roman"/>
+                <w:sz w:val="24"/>
+                <w:szCs w:val="24"/>
+                <w:lang w:val="en-US"/>
+              </w:rPr>
+            </w:pPr>
+            <w:r>
+              <w:rPr>
+                <w:rFonts w:ascii="Times New Roman" w:eastAsia="Times New Roman" w:hAnsi="Times New Roman" w:cs="Times New Roman"/>
+                <w:sz w:val="24"/>
+                <w:szCs w:val="24"/>
+                <w:lang w:val="en-US"/>
+              </w:rPr>
+              <w:t xml:space="preserve">            </w:t>
+            </w:r>
+          </w:p>
+          <w:p>
+            <w:pPr>
+              <w:spacing w:line="360" w:lineRule="auto"/>
+              <w:rPr>
+                <w:rFonts w:ascii="Times New Roman" w:eastAsia="Times New Roman" w:hAnsi="Times New Roman" w:cs="Times New Roman"/>
+                <w:sz w:val="24"/>
+                <w:szCs w:val="24"/>
+                <w:lang w:val="en-US"/>
+              </w:rPr>
+            </w:pPr>
+            <w:r>
+              <w:rPr>
+                <w:rFonts w:ascii="Times New Roman" w:eastAsia="Times New Roman" w:hAnsi="Times New Roman" w:cs="Times New Roman"/>
+                <w:sz w:val="24"/>
+                <w:szCs w:val="24"/>
+                <w:lang w:val="en-US"/>
+              </w:rPr>
+              <w:t xml:space="preserve">        print(render)</w:t>
+            </w:r>
+          </w:p>
+          <w:p>
+            <w:pPr>
+              <w:spacing w:line="360" w:lineRule="auto"/>
+              <w:rPr>
+                <w:rFonts w:ascii="Times New Roman" w:eastAsia="Times New Roman" w:hAnsi="Times New Roman" w:cs="Times New Roman"/>
+                <w:sz w:val="24"/>
+                <w:szCs w:val="24"/>
+              </w:rPr>
+            </w:pPr>
+            <w:r>
+              <w:rPr>
+                <w:rFonts w:ascii="Times New Roman" w:eastAsia="Times New Roman" w:hAnsi="Times New Roman" w:cs="Times New Roman"/>
+                <w:sz w:val="24"/>
+                <w:szCs w:val="24"/>
+                <w:lang w:val="en-US"/>
+              </w:rPr>
+              <w:t xml:space="preserve">        </w:t>
+            </w:r>
+            <w:proofErr w:type="spellStart"/>
+            <w:proofErr w:type="gramStart"/>
+            <w:r>
+              <w:rPr>
+                <w:rFonts w:ascii="Times New Roman" w:eastAsia="Times New Roman" w:hAnsi="Times New Roman" w:cs="Times New Roman"/>
+                <w:sz w:val="24"/>
+                <w:szCs w:val="24"/>
+              </w:rPr>
+              <w:t>time.sleep</w:t>
+            </w:r>
+            <w:proofErr w:type="spellEnd"/>
+            <w:proofErr w:type="gramEnd"/>
+            <w:r>
+              <w:rPr>
+                <w:rFonts w:ascii="Times New Roman" w:eastAsia="Times New Roman" w:hAnsi="Times New Roman" w:cs="Times New Roman"/>
+                <w:sz w:val="24"/>
+                <w:szCs w:val="24"/>
+              </w:rPr>
+              <w:t>(0.03)</w:t>
             </w:r>
           </w:p>
         </w:tc>
@@ -1186,6 +2967,7 @@
                 <w:sz w:val="24"/>
                 <w:szCs w:val="24"/>
               </w:rPr>
+              <w:lastRenderedPageBreak/>
               <w:t>Тестовые примеры (различные режимы функционирования программы – копии экрана)</w:t>
             </w:r>
           </w:p>
@@ -1199,7 +2981,6 @@
               <w:spacing w:line="360" w:lineRule="auto"/>
               <w:rPr>
                 <w:rFonts w:ascii="Times New Roman" w:eastAsia="Times New Roman" w:hAnsi="Times New Roman" w:cs="Times New Roman"/>
-                <w:color w:val="385623" w:themeColor="accent6" w:themeShade="80"/>
                 <w:sz w:val="24"/>
                 <w:szCs w:val="24"/>
               </w:rPr>
@@ -1225,7 +3006,6 @@
                 <w:rFonts w:ascii="Times New Roman" w:eastAsia="Times New Roman" w:hAnsi="Times New Roman" w:cs="Times New Roman"/>
                 <w:sz w:val="24"/>
                 <w:szCs w:val="24"/>
-                <w:lang w:val="en-US"/>
               </w:rPr>
               <w:t>:</w:t>
             </w:r>
@@ -1243,69 +3023,61 @@
                 <w:color w:val="385623" w:themeColor="accent6" w:themeShade="80"/>
                 <w:sz w:val="24"/>
                 <w:szCs w:val="24"/>
-                <w:lang w:val="en-US"/>
-              </w:rPr>
-              <w:t>ConGame</w:t>
-            </w:r>
-          </w:p>
-          <w:p>
-            <w:pPr>
-              <w:spacing w:line="360" w:lineRule="auto"/>
-              <w:rPr>
-                <w:rFonts w:ascii="Times New Roman" w:eastAsia="Times New Roman" w:hAnsi="Times New Roman" w:cs="Times New Roman"/>
-                <w:color w:val="385623" w:themeColor="accent6" w:themeShade="80"/>
-                <w:sz w:val="24"/>
-                <w:szCs w:val="24"/>
-              </w:rPr>
-            </w:pPr>
-            <w:r>
-              <w:rPr>
-                <w:rFonts w:ascii="Times New Roman" w:eastAsia="Times New Roman" w:hAnsi="Times New Roman" w:cs="Times New Roman"/>
-                <w:color w:val="385623" w:themeColor="accent6" w:themeShade="80"/>
-                <w:sz w:val="24"/>
-                <w:szCs w:val="24"/>
-              </w:rPr>
-              <w:t>Альфа версия</w:t>
-            </w:r>
-          </w:p>
-          <w:p>
-            <w:pPr>
-              <w:spacing w:line="360" w:lineRule="auto"/>
-              <w:rPr>
-                <w:rFonts w:ascii="Times New Roman" w:eastAsia="Times New Roman" w:hAnsi="Times New Roman" w:cs="Times New Roman"/>
-                <w:color w:val="385623" w:themeColor="accent6" w:themeShade="80"/>
-                <w:sz w:val="24"/>
-                <w:szCs w:val="24"/>
-              </w:rPr>
-            </w:pPr>
-            <w:r>
-              <w:rPr>
-                <w:rFonts w:ascii="Times New Roman" w:eastAsia="Times New Roman" w:hAnsi="Times New Roman" w:cs="Times New Roman"/>
-                <w:color w:val="385623" w:themeColor="accent6" w:themeShade="80"/>
-                <w:sz w:val="24"/>
-                <w:szCs w:val="24"/>
-              </w:rPr>
-              <w:t xml:space="preserve"> Играть&lt;</w:t>
-            </w:r>
-          </w:p>
-          <w:p>
-            <w:pPr>
-              <w:spacing w:line="360" w:lineRule="auto"/>
-              <w:rPr>
-                <w:rFonts w:ascii="Times New Roman" w:eastAsia="Times New Roman" w:hAnsi="Times New Roman" w:cs="Times New Roman"/>
-                <w:color w:val="385623" w:themeColor="accent6" w:themeShade="80"/>
-                <w:sz w:val="24"/>
-                <w:szCs w:val="24"/>
-              </w:rPr>
-            </w:pPr>
-            <w:r>
-              <w:rPr>
-                <w:rFonts w:ascii="Times New Roman" w:eastAsia="Times New Roman" w:hAnsi="Times New Roman" w:cs="Times New Roman"/>
-                <w:color w:val="385623" w:themeColor="accent6" w:themeShade="80"/>
-                <w:sz w:val="24"/>
-                <w:szCs w:val="24"/>
-              </w:rPr>
-              <w:t>Выйти</w:t>
+              </w:rPr>
+              <w:drawing>
+                <wp:inline distT="0" distB="0" distL="0" distR="0" wp14:anchorId="6E1B6B37" wp14:editId="2CED1B03">
+                  <wp:extent cx="2585357" cy="2321475"/>
+                  <wp:effectExtent l="0" t="0" r="5715" b="3175"/>
+                  <wp:docPr id="15" name="Рисунок 5">
+                    <a:extLst xmlns:a="http://schemas.openxmlformats.org/drawingml/2006/main">
+                      <a:ext uri="{FF2B5EF4-FFF2-40B4-BE49-F238E27FC236}">
+                        <a16:creationId xmlns:a16="http://schemas.microsoft.com/office/drawing/2014/main" id="{8DA2ECED-A16B-483F-8060-3BB60F39D5D1}"/>
+                      </a:ext>
+                    </a:extLst>
+                  </wp:docPr>
+                  <wp:cNvGraphicFramePr>
+                    <a:graphicFrameLocks xmlns:a="http://schemas.openxmlformats.org/drawingml/2006/main" noChangeAspect="1"/>
+                  </wp:cNvGraphicFramePr>
+                  <a:graphic xmlns:a="http://schemas.openxmlformats.org/drawingml/2006/main">
+                    <a:graphicData uri="http://schemas.openxmlformats.org/drawingml/2006/picture">
+                      <pic:pic xmlns:pic="http://schemas.openxmlformats.org/drawingml/2006/picture">
+                        <pic:nvPicPr>
+                          <pic:cNvPr id="6" name="Рисунок 5">
+                            <a:extLst>
+                              <a:ext uri="{FF2B5EF4-FFF2-40B4-BE49-F238E27FC236}">
+                                <a16:creationId xmlns:a16="http://schemas.microsoft.com/office/drawing/2014/main" id="{8DA2ECED-A16B-483F-8060-3BB60F39D5D1}"/>
+                              </a:ext>
+                            </a:extLst>
+                          </pic:cNvPr>
+                          <pic:cNvPicPr>
+                            <a:picLocks noChangeAspect="1"/>
+                          </pic:cNvPicPr>
+                        </pic:nvPicPr>
+                        <pic:blipFill rotWithShape="1">
+                          <a:blip r:embed="rId9">
+                            <a:extLst>
+                              <a:ext uri="{28A0092B-C50C-407E-A947-70E740481C1C}">
+                                <a14:useLocalDpi xmlns:a14="http://schemas.microsoft.com/office/drawing/2010/main" val="0"/>
+                              </a:ext>
+                            </a:extLst>
+                          </a:blip>
+                          <a:srcRect l="1654" t="5702" r="92678" b="85250"/>
+                          <a:stretch/>
+                        </pic:blipFill>
+                        <pic:spPr bwMode="auto">
+                          <a:xfrm>
+                            <a:off x="0" y="0"/>
+                            <a:ext cx="2585357" cy="2321475"/>
+                          </a:xfrm>
+                          <a:prstGeom prst="rect">
+                            <a:avLst/>
+                          </a:prstGeom>
+                        </pic:spPr>
+                      </pic:pic>
+                    </a:graphicData>
+                  </a:graphic>
+                </wp:inline>
+              </w:drawing>
             </w:r>
           </w:p>
           <w:p>
@@ -1332,9 +3104,9 @@
               <w:spacing w:line="360" w:lineRule="auto"/>
               <w:rPr>
                 <w:rFonts w:ascii="Times New Roman" w:eastAsia="Times New Roman" w:hAnsi="Times New Roman" w:cs="Times New Roman"/>
-                <w:color w:val="385623" w:themeColor="accent6" w:themeShade="80"/>
-                <w:sz w:val="24"/>
-                <w:szCs w:val="24"/>
+                <w:sz w:val="24"/>
+                <w:szCs w:val="24"/>
+                <w:lang w:val="en-US"/>
               </w:rPr>
             </w:pPr>
             <w:r>
@@ -1344,308 +3116,60 @@
                 <w:sz w:val="24"/>
                 <w:szCs w:val="24"/>
               </w:rPr>
-              <w:t>i . . . . . . . . . . . . . . .</w:t>
-            </w:r>
-          </w:p>
-          <w:p>
-            <w:pPr>
-              <w:spacing w:line="360" w:lineRule="auto"/>
-              <w:rPr>
-                <w:rFonts w:ascii="Times New Roman" w:eastAsia="Times New Roman" w:hAnsi="Times New Roman" w:cs="Times New Roman"/>
-                <w:color w:val="385623" w:themeColor="accent6" w:themeShade="80"/>
-                <w:sz w:val="24"/>
-                <w:szCs w:val="24"/>
-              </w:rPr>
-            </w:pPr>
-            <w:r>
-              <w:rPr>
-                <w:rFonts w:ascii="Times New Roman" w:eastAsia="Times New Roman" w:hAnsi="Times New Roman" w:cs="Times New Roman"/>
-                <w:color w:val="385623" w:themeColor="accent6" w:themeShade="80"/>
-                <w:sz w:val="24"/>
-                <w:szCs w:val="24"/>
-              </w:rPr>
-              <w:t>. . . . . . . . . . . . . . . .</w:t>
-            </w:r>
-          </w:p>
-          <w:p>
-            <w:pPr>
-              <w:spacing w:line="360" w:lineRule="auto"/>
-              <w:rPr>
-                <w:rFonts w:ascii="Times New Roman" w:eastAsia="Times New Roman" w:hAnsi="Times New Roman" w:cs="Times New Roman"/>
-                <w:color w:val="385623" w:themeColor="accent6" w:themeShade="80"/>
-                <w:sz w:val="24"/>
-                <w:szCs w:val="24"/>
-              </w:rPr>
-            </w:pPr>
-            <w:r>
-              <w:rPr>
-                <w:rFonts w:ascii="Times New Roman" w:eastAsia="Times New Roman" w:hAnsi="Times New Roman" w:cs="Times New Roman"/>
-                <w:color w:val="385623" w:themeColor="accent6" w:themeShade="80"/>
-                <w:sz w:val="24"/>
-                <w:szCs w:val="24"/>
-              </w:rPr>
-              <w:t>. . ■ ■ ■ ■ ■ ● ● ■ ■ ■ ■ ■ . .</w:t>
-            </w:r>
-          </w:p>
-          <w:p>
-            <w:pPr>
-              <w:spacing w:line="360" w:lineRule="auto"/>
-              <w:rPr>
-                <w:rFonts w:ascii="Times New Roman" w:eastAsia="Times New Roman" w:hAnsi="Times New Roman" w:cs="Times New Roman"/>
-                <w:color w:val="385623" w:themeColor="accent6" w:themeShade="80"/>
-                <w:sz w:val="24"/>
-                <w:szCs w:val="24"/>
-              </w:rPr>
-            </w:pPr>
-            <w:r>
-              <w:rPr>
-                <w:rFonts w:ascii="Times New Roman" w:eastAsia="Times New Roman" w:hAnsi="Times New Roman" w:cs="Times New Roman"/>
-                <w:color w:val="385623" w:themeColor="accent6" w:themeShade="80"/>
-                <w:sz w:val="24"/>
-                <w:szCs w:val="24"/>
-              </w:rPr>
-              <w:t>. . ■ . . . . . . . . . . ■ . .</w:t>
-            </w:r>
-          </w:p>
-          <w:p>
-            <w:pPr>
-              <w:spacing w:line="360" w:lineRule="auto"/>
-              <w:rPr>
-                <w:rFonts w:ascii="Times New Roman" w:eastAsia="Times New Roman" w:hAnsi="Times New Roman" w:cs="Times New Roman"/>
-                <w:color w:val="385623" w:themeColor="accent6" w:themeShade="80"/>
-                <w:sz w:val="24"/>
-                <w:szCs w:val="24"/>
-              </w:rPr>
-            </w:pPr>
-            <w:r>
-              <w:rPr>
-                <w:rFonts w:ascii="Times New Roman" w:eastAsia="Times New Roman" w:hAnsi="Times New Roman" w:cs="Times New Roman"/>
-                <w:color w:val="385623" w:themeColor="accent6" w:themeShade="80"/>
-                <w:sz w:val="24"/>
-                <w:szCs w:val="24"/>
-              </w:rPr>
-              <w:t>. . ■ . . . . . . . . . . ■ . .</w:t>
-            </w:r>
-          </w:p>
-          <w:p>
-            <w:pPr>
-              <w:spacing w:line="360" w:lineRule="auto"/>
-              <w:rPr>
-                <w:rFonts w:ascii="Times New Roman" w:eastAsia="Times New Roman" w:hAnsi="Times New Roman" w:cs="Times New Roman"/>
-                <w:color w:val="385623" w:themeColor="accent6" w:themeShade="80"/>
-                <w:sz w:val="24"/>
-                <w:szCs w:val="24"/>
-              </w:rPr>
-            </w:pPr>
-            <w:r>
-              <w:rPr>
-                <w:rFonts w:ascii="Times New Roman" w:eastAsia="Times New Roman" w:hAnsi="Times New Roman" w:cs="Times New Roman"/>
-                <w:color w:val="385623" w:themeColor="accent6" w:themeShade="80"/>
-                <w:sz w:val="24"/>
-                <w:szCs w:val="24"/>
-              </w:rPr>
-              <w:t>. . ■ . . . . . . . . . . ■ . .</w:t>
-            </w:r>
-          </w:p>
-          <w:p>
-            <w:pPr>
-              <w:spacing w:line="360" w:lineRule="auto"/>
-              <w:rPr>
-                <w:rFonts w:ascii="Times New Roman" w:eastAsia="Times New Roman" w:hAnsi="Times New Roman" w:cs="Times New Roman"/>
-                <w:color w:val="385623" w:themeColor="accent6" w:themeShade="80"/>
-                <w:sz w:val="24"/>
-                <w:szCs w:val="24"/>
-              </w:rPr>
-            </w:pPr>
-            <w:r>
-              <w:rPr>
-                <w:rFonts w:ascii="Times New Roman" w:eastAsia="Times New Roman" w:hAnsi="Times New Roman" w:cs="Times New Roman"/>
-                <w:color w:val="385623" w:themeColor="accent6" w:themeShade="80"/>
-                <w:sz w:val="24"/>
-                <w:szCs w:val="24"/>
-              </w:rPr>
-              <w:t>. . ■ . . . . . . . . . . ■ . .</w:t>
-            </w:r>
-          </w:p>
-          <w:p>
-            <w:pPr>
-              <w:spacing w:line="360" w:lineRule="auto"/>
-              <w:rPr>
-                <w:rFonts w:ascii="Times New Roman" w:eastAsia="Times New Roman" w:hAnsi="Times New Roman" w:cs="Times New Roman"/>
-                <w:color w:val="385623" w:themeColor="accent6" w:themeShade="80"/>
-                <w:sz w:val="24"/>
-                <w:szCs w:val="24"/>
-              </w:rPr>
-            </w:pPr>
-            <w:r>
-              <w:rPr>
-                <w:rFonts w:ascii="Times New Roman" w:eastAsia="Times New Roman" w:hAnsi="Times New Roman" w:cs="Times New Roman"/>
-                <w:color w:val="385623" w:themeColor="accent6" w:themeShade="80"/>
-                <w:sz w:val="24"/>
-                <w:szCs w:val="24"/>
-              </w:rPr>
-              <w:t>. . ■ . . . . . . . . . . ■ . .</w:t>
-            </w:r>
-          </w:p>
-          <w:p>
-            <w:pPr>
-              <w:spacing w:line="360" w:lineRule="auto"/>
-              <w:rPr>
-                <w:rFonts w:ascii="Times New Roman" w:eastAsia="Times New Roman" w:hAnsi="Times New Roman" w:cs="Times New Roman"/>
-                <w:color w:val="385623" w:themeColor="accent6" w:themeShade="80"/>
-                <w:sz w:val="24"/>
-                <w:szCs w:val="24"/>
-              </w:rPr>
-            </w:pPr>
-            <w:r>
-              <w:rPr>
-                <w:rFonts w:ascii="Times New Roman" w:eastAsia="Times New Roman" w:hAnsi="Times New Roman" w:cs="Times New Roman"/>
-                <w:color w:val="385623" w:themeColor="accent6" w:themeShade="80"/>
-                <w:sz w:val="24"/>
-                <w:szCs w:val="24"/>
-              </w:rPr>
-              <w:lastRenderedPageBreak/>
-              <w:t>. . ■ . . . . . . . . . . ■ . .</w:t>
-            </w:r>
-          </w:p>
-          <w:p>
-            <w:pPr>
-              <w:spacing w:line="360" w:lineRule="auto"/>
-              <w:rPr>
-                <w:rFonts w:ascii="Times New Roman" w:eastAsia="Times New Roman" w:hAnsi="Times New Roman" w:cs="Times New Roman"/>
-                <w:color w:val="385623" w:themeColor="accent6" w:themeShade="80"/>
-                <w:sz w:val="24"/>
-                <w:szCs w:val="24"/>
-              </w:rPr>
-            </w:pPr>
-            <w:r>
-              <w:rPr>
-                <w:rFonts w:ascii="Times New Roman" w:eastAsia="Times New Roman" w:hAnsi="Times New Roman" w:cs="Times New Roman"/>
-                <w:color w:val="385623" w:themeColor="accent6" w:themeShade="80"/>
-                <w:sz w:val="24"/>
-                <w:szCs w:val="24"/>
-              </w:rPr>
-              <w:t>. . ■ . . . ● . . . . . . ■ . .</w:t>
-            </w:r>
-          </w:p>
-          <w:p>
-            <w:pPr>
-              <w:spacing w:line="360" w:lineRule="auto"/>
-              <w:rPr>
-                <w:rFonts w:ascii="Times New Roman" w:eastAsia="Times New Roman" w:hAnsi="Times New Roman" w:cs="Times New Roman"/>
-                <w:color w:val="385623" w:themeColor="accent6" w:themeShade="80"/>
-                <w:sz w:val="24"/>
-                <w:szCs w:val="24"/>
-              </w:rPr>
-            </w:pPr>
-            <w:r>
-              <w:rPr>
-                <w:rFonts w:ascii="Times New Roman" w:eastAsia="Times New Roman" w:hAnsi="Times New Roman" w:cs="Times New Roman"/>
-                <w:color w:val="385623" w:themeColor="accent6" w:themeShade="80"/>
-                <w:sz w:val="24"/>
-                <w:szCs w:val="24"/>
-              </w:rPr>
-              <w:t>. . ■ . . . . . . . . . . ■ . .</w:t>
-            </w:r>
-          </w:p>
-          <w:p>
-            <w:pPr>
-              <w:spacing w:line="360" w:lineRule="auto"/>
-              <w:rPr>
-                <w:rFonts w:ascii="Times New Roman" w:eastAsia="Times New Roman" w:hAnsi="Times New Roman" w:cs="Times New Roman"/>
-                <w:color w:val="385623" w:themeColor="accent6" w:themeShade="80"/>
-                <w:sz w:val="24"/>
-                <w:szCs w:val="24"/>
-              </w:rPr>
-            </w:pPr>
-            <w:r>
-              <w:rPr>
-                <w:rFonts w:ascii="Times New Roman" w:eastAsia="Times New Roman" w:hAnsi="Times New Roman" w:cs="Times New Roman"/>
-                <w:color w:val="385623" w:themeColor="accent6" w:themeShade="80"/>
-                <w:sz w:val="24"/>
-                <w:szCs w:val="24"/>
-              </w:rPr>
-              <w:t>. . ■ . □ . . . . . . . . ■ . .</w:t>
-            </w:r>
-          </w:p>
-          <w:p>
-            <w:pPr>
-              <w:spacing w:line="360" w:lineRule="auto"/>
-              <w:rPr>
-                <w:rFonts w:ascii="Times New Roman" w:eastAsia="Times New Roman" w:hAnsi="Times New Roman" w:cs="Times New Roman"/>
-                <w:color w:val="385623" w:themeColor="accent6" w:themeShade="80"/>
-                <w:sz w:val="24"/>
-                <w:szCs w:val="24"/>
-              </w:rPr>
-            </w:pPr>
-            <w:r>
-              <w:rPr>
-                <w:rFonts w:ascii="Times New Roman" w:eastAsia="Times New Roman" w:hAnsi="Times New Roman" w:cs="Times New Roman"/>
-                <w:color w:val="385623" w:themeColor="accent6" w:themeShade="80"/>
-                <w:sz w:val="24"/>
-                <w:szCs w:val="24"/>
-              </w:rPr>
-              <w:t>. . ■ . . . . . . . . . ! ■ . .</w:t>
-            </w:r>
-          </w:p>
-          <w:p>
-            <w:pPr>
-              <w:spacing w:line="360" w:lineRule="auto"/>
-              <w:rPr>
-                <w:rFonts w:ascii="Times New Roman" w:eastAsia="Times New Roman" w:hAnsi="Times New Roman" w:cs="Times New Roman"/>
-                <w:color w:val="385623" w:themeColor="accent6" w:themeShade="80"/>
-                <w:sz w:val="24"/>
-                <w:szCs w:val="24"/>
-              </w:rPr>
-            </w:pPr>
-            <w:r>
-              <w:rPr>
-                <w:rFonts w:ascii="Times New Roman" w:eastAsia="Times New Roman" w:hAnsi="Times New Roman" w:cs="Times New Roman"/>
-                <w:color w:val="385623" w:themeColor="accent6" w:themeShade="80"/>
-                <w:sz w:val="24"/>
-                <w:szCs w:val="24"/>
-              </w:rPr>
-              <w:t>. . ■ ■ ■ ■ ■ ■ ■ ■ ■ ■ ■ ■ . .</w:t>
-            </w:r>
-          </w:p>
-          <w:p>
-            <w:pPr>
-              <w:spacing w:line="360" w:lineRule="auto"/>
-              <w:rPr>
-                <w:rFonts w:ascii="Times New Roman" w:eastAsia="Times New Roman" w:hAnsi="Times New Roman" w:cs="Times New Roman"/>
-                <w:color w:val="385623" w:themeColor="accent6" w:themeShade="80"/>
-                <w:sz w:val="24"/>
-                <w:szCs w:val="24"/>
-              </w:rPr>
-            </w:pPr>
-            <w:r>
-              <w:rPr>
-                <w:rFonts w:ascii="Times New Roman" w:eastAsia="Times New Roman" w:hAnsi="Times New Roman" w:cs="Times New Roman"/>
-                <w:color w:val="385623" w:themeColor="accent6" w:themeShade="80"/>
-                <w:sz w:val="24"/>
-                <w:szCs w:val="24"/>
-              </w:rPr>
-              <w:t>. . . . . . . . . . . . . . . .</w:t>
-            </w:r>
-          </w:p>
-          <w:p>
-            <w:pPr>
-              <w:spacing w:line="360" w:lineRule="auto"/>
-              <w:rPr>
-                <w:rFonts w:ascii="Times New Roman" w:eastAsia="Times New Roman" w:hAnsi="Times New Roman" w:cs="Times New Roman"/>
-                <w:sz w:val="24"/>
-                <w:szCs w:val="24"/>
-                <w:lang w:val="en-US"/>
-              </w:rPr>
-            </w:pPr>
-            <w:r>
-              <w:rPr>
-                <w:rFonts w:ascii="Times New Roman" w:eastAsia="Times New Roman" w:hAnsi="Times New Roman" w:cs="Times New Roman"/>
-                <w:color w:val="385623" w:themeColor="accent6" w:themeShade="80"/>
-                <w:sz w:val="24"/>
-                <w:szCs w:val="24"/>
-              </w:rPr>
-              <w:t>. . . . . . . . . . . . . . . .</w:t>
+              <w:drawing>
+                <wp:inline distT="0" distB="0" distL="0" distR="0" wp14:anchorId="7620EEE2" wp14:editId="68794983">
+                  <wp:extent cx="2275114" cy="2331804"/>
+                  <wp:effectExtent l="0" t="0" r="0" b="0"/>
+                  <wp:docPr id="16" name="Рисунок 7">
+                    <a:extLst xmlns:a="http://schemas.openxmlformats.org/drawingml/2006/main">
+                      <a:ext uri="{FF2B5EF4-FFF2-40B4-BE49-F238E27FC236}">
+                        <a16:creationId xmlns:a16="http://schemas.microsoft.com/office/drawing/2014/main" id="{CBB109DD-80B9-418D-BE37-B23321A92108}"/>
+                      </a:ext>
+                    </a:extLst>
+                  </wp:docPr>
+                  <wp:cNvGraphicFramePr>
+                    <a:graphicFrameLocks xmlns:a="http://schemas.openxmlformats.org/drawingml/2006/main" noChangeAspect="1"/>
+                  </wp:cNvGraphicFramePr>
+                  <a:graphic xmlns:a="http://schemas.openxmlformats.org/drawingml/2006/main">
+                    <a:graphicData uri="http://schemas.openxmlformats.org/drawingml/2006/picture">
+                      <pic:pic xmlns:pic="http://schemas.openxmlformats.org/drawingml/2006/picture">
+                        <pic:nvPicPr>
+                          <pic:cNvPr id="8" name="Рисунок 7">
+                            <a:extLst>
+                              <a:ext uri="{FF2B5EF4-FFF2-40B4-BE49-F238E27FC236}">
+                                <a16:creationId xmlns:a16="http://schemas.microsoft.com/office/drawing/2014/main" id="{CBB109DD-80B9-418D-BE37-B23321A92108}"/>
+                              </a:ext>
+                            </a:extLst>
+                          </pic:cNvPr>
+                          <pic:cNvPicPr>
+                            <a:picLocks noChangeAspect="1"/>
+                          </pic:cNvPicPr>
+                        </pic:nvPicPr>
+                        <pic:blipFill rotWithShape="1">
+                          <a:blip r:embed="rId10">
+                            <a:extLst>
+                              <a:ext uri="{28A0092B-C50C-407E-A947-70E740481C1C}">
+                                <a14:useLocalDpi xmlns:a14="http://schemas.microsoft.com/office/drawing/2010/main" val="0"/>
+                              </a:ext>
+                            </a:extLst>
+                          </a:blip>
+                          <a:srcRect l="1473" t="5324" r="84732" b="69541"/>
+                          <a:stretch/>
+                        </pic:blipFill>
+                        <pic:spPr bwMode="auto">
+                          <a:xfrm>
+                            <a:off x="0" y="0"/>
+                            <a:ext cx="2275114" cy="2331804"/>
+                          </a:xfrm>
+                          <a:prstGeom prst="rect">
+                            <a:avLst/>
+                          </a:prstGeom>
+                        </pic:spPr>
+                      </pic:pic>
+                    </a:graphicData>
+                  </a:graphic>
+                </wp:inline>
+              </w:drawing>
             </w:r>
           </w:p>
         </w:tc>
@@ -1686,7 +3210,6 @@
                 <w:rFonts w:ascii="Times New Roman" w:eastAsia="Times New Roman" w:hAnsi="Times New Roman" w:cs="Times New Roman"/>
                 <w:sz w:val="24"/>
                 <w:szCs w:val="24"/>
-                <w:lang w:val="en-US"/>
               </w:rPr>
             </w:pPr>
             <w:r>
@@ -1712,10 +3235,10 @@
     </w:tbl>
     <w:p/>
     <w:sectPr>
-      <w:headerReference w:type="default" r:id="rId9"/>
-      <w:footerReference w:type="default" r:id="rId10"/>
-      <w:headerReference w:type="first" r:id="rId11"/>
-      <w:footerReference w:type="first" r:id="rId12"/>
+      <w:headerReference w:type="default" r:id="rId11"/>
+      <w:footerReference w:type="default" r:id="rId12"/>
+      <w:headerReference w:type="first" r:id="rId13"/>
+      <w:footerReference w:type="first" r:id="rId14"/>
       <w:pgSz w:w="11906" w:h="16838"/>
       <w:pgMar w:top="567" w:right="567" w:bottom="567" w:left="1418" w:header="709" w:footer="709" w:gutter="0"/>
       <w:cols w:space="708"/>
